--- a/docs/4/uifis/reports/UIFIS_practice-8_report-template.docx
+++ b/docs/4/uifis/reports/UIFIS_practice-8_report-template.docx
@@ -77,6 +77,15 @@
       </w:r>
     </w:p>
     <w:p/>
+    <w:p>
+      <w:r>
+        <w:rPr>
+          <w:b/>
+          <w:sz w:val="24"/>
+        </w:rPr>
+        <w:t>Ход работы</w:t>
+      </w:r>
+    </w:p>
     <w:p>
       <w:r>
         <w:rPr>
@@ -1358,7 +1367,7 @@
           <w:b/>
           <w:sz w:val="24"/>
         </w:rPr>
-        <w:t>Скриншоты</w:t>
+        <w:t>Скриншоты выполнения работы</w:t>
       </w:r>
     </w:p>
     <w:p>
@@ -1469,200 +1478,6 @@
           <w:sz w:val="24"/>
         </w:rPr>
         <w:t>________________________________________________________________________</w:t>
-      </w:r>
-    </w:p>
-    <w:p>
-      <w:r>
-        <w:rPr>
-          <w:b w:val="0"/>
-          <w:sz w:val="24"/>
-        </w:rPr>
-        <w:t>________________________________________________________________________</w:t>
-      </w:r>
-    </w:p>
-    <w:p>
-      <w:r>
-        <w:rPr>
-          <w:b w:val="0"/>
-          <w:sz w:val="24"/>
-        </w:rPr>
-        <w:t>________________________________________________________________________</w:t>
-      </w:r>
-    </w:p>
-    <w:p>
-      <w:r>
-        <w:rPr>
-          <w:b w:val="0"/>
-          <w:sz w:val="24"/>
-        </w:rPr>
-        <w:t>________________________________________________________________________</w:t>
-      </w:r>
-    </w:p>
-    <w:p/>
-    <w:p>
-      <w:r>
-        <w:rPr>
-          <w:b/>
-          <w:sz w:val="24"/>
-        </w:rPr>
-        <w:t>Ответы на контрольные вопросы</w:t>
-      </w:r>
-    </w:p>
-    <w:p>
-      <w:r>
-        <w:rPr>
-          <w:b w:val="0"/>
-          <w:sz w:val="24"/>
-        </w:rPr>
-        <w:t>1. Зачем нужны две сети: NAT и internal?</w:t>
-      </w:r>
-    </w:p>
-    <w:p>
-      <w:r>
-        <w:rPr>
-          <w:b w:val="0"/>
-          <w:sz w:val="24"/>
-        </w:rPr>
-        <w:t>________________________________________________________________________</w:t>
-      </w:r>
-    </w:p>
-    <w:p>
-      <w:r>
-        <w:rPr>
-          <w:b w:val="0"/>
-          <w:sz w:val="24"/>
-        </w:rPr>
-        <w:t>________________________________________________________________________</w:t>
-      </w:r>
-    </w:p>
-    <w:p>
-      <w:r>
-        <w:rPr>
-          <w:b w:val="0"/>
-          <w:sz w:val="24"/>
-        </w:rPr>
-        <w:t>________________________________________________________________________</w:t>
-      </w:r>
-    </w:p>
-    <w:p/>
-    <w:p>
-      <w:r>
-        <w:rPr>
-          <w:b w:val="0"/>
-          <w:sz w:val="24"/>
-        </w:rPr>
-        <w:t>2. Почему на внутреннем интерфейсе не задают default gateway?</w:t>
-      </w:r>
-    </w:p>
-    <w:p>
-      <w:r>
-        <w:rPr>
-          <w:b w:val="0"/>
-          <w:sz w:val="24"/>
-        </w:rPr>
-        <w:t>________________________________________________________________________</w:t>
-      </w:r>
-    </w:p>
-    <w:p>
-      <w:r>
-        <w:rPr>
-          <w:b w:val="0"/>
-          <w:sz w:val="24"/>
-        </w:rPr>
-        <w:t>________________________________________________________________________</w:t>
-      </w:r>
-    </w:p>
-    <w:p>
-      <w:r>
-        <w:rPr>
-          <w:b w:val="0"/>
-          <w:sz w:val="24"/>
-        </w:rPr>
-        <w:t>________________________________________________________________________</w:t>
-      </w:r>
-    </w:p>
-    <w:p/>
-    <w:p>
-      <w:r>
-        <w:rPr>
-          <w:b w:val="0"/>
-          <w:sz w:val="24"/>
-        </w:rPr>
-        <w:t>3. Что показывает команда ss -tlnp?</w:t>
-      </w:r>
-    </w:p>
-    <w:p>
-      <w:r>
-        <w:rPr>
-          <w:b w:val="0"/>
-          <w:sz w:val="24"/>
-        </w:rPr>
-        <w:t>________________________________________________________________________</w:t>
-      </w:r>
-    </w:p>
-    <w:p>
-      <w:r>
-        <w:rPr>
-          <w:b w:val="0"/>
-          <w:sz w:val="24"/>
-        </w:rPr>
-        <w:t>________________________________________________________________________</w:t>
-      </w:r>
-    </w:p>
-    <w:p>
-      <w:r>
-        <w:rPr>
-          <w:b w:val="0"/>
-          <w:sz w:val="24"/>
-        </w:rPr>
-        <w:t>________________________________________________________________________</w:t>
-      </w:r>
-    </w:p>
-    <w:p/>
-    <w:p>
-      <w:r>
-        <w:rPr>
-          <w:b w:val="0"/>
-          <w:sz w:val="24"/>
-        </w:rPr>
-        <w:t>4. Почему сервис на 127.0.0.1 недоступен с другой виртуальной машины?</w:t>
-      </w:r>
-    </w:p>
-    <w:p>
-      <w:r>
-        <w:rPr>
-          <w:b w:val="0"/>
-          <w:sz w:val="24"/>
-        </w:rPr>
-        <w:t>________________________________________________________________________</w:t>
-      </w:r>
-    </w:p>
-    <w:p>
-      <w:r>
-        <w:rPr>
-          <w:b w:val="0"/>
-          <w:sz w:val="24"/>
-        </w:rPr>
-        <w:t>________________________________________________________________________</w:t>
-      </w:r>
-    </w:p>
-    <w:p>
-      <w:r>
-        <w:rPr>
-          <w:b w:val="0"/>
-          <w:sz w:val="24"/>
-        </w:rPr>
-        <w:t>________________________________________________________________________</w:t>
-      </w:r>
-    </w:p>
-    <w:p/>
-    <w:p>
-      <w:r>
-        <w:rPr>
-          <w:b w:val="0"/>
-          <w:sz w:val="24"/>
-        </w:rPr>
-        <w:t>5. Как отличить ошибку маршрута от ошибки firewall?</w:t>
       </w:r>
     </w:p>
     <w:p>

--- a/docs/4/uifis/reports/UIFIS_practice-8_report-template.docx
+++ b/docs/4/uifis/reports/UIFIS_practice-8_report-template.docx
@@ -4,10 +4,13 @@
   <w:body>
     <w:p>
       <w:pPr>
+        <w:spacing w:line="360" w:lineRule="auto" w:before="0" w:after="0"/>
+        <w:ind w:firstLine="0"/>
         <w:jc w:val="center"/>
       </w:pPr>
       <w:r>
         <w:rPr>
+          <w:rFonts w:ascii="Times New Roman" w:hAnsi="Times New Roman" w:eastAsia="Times New Roman" w:cs="Times New Roman"/>
           <w:b/>
           <w:sz w:val="28"/>
         </w:rPr>
@@ -16,81 +19,129 @@
     </w:p>
     <w:p>
       <w:pPr>
+        <w:spacing w:line="360" w:lineRule="auto" w:before="0" w:after="0"/>
+        <w:ind w:firstLine="0"/>
         <w:jc w:val="center"/>
       </w:pPr>
       <w:r>
         <w:rPr>
+          <w:rFonts w:ascii="Times New Roman" w:hAnsi="Times New Roman" w:eastAsia="Times New Roman" w:cs="Times New Roman"/>
           <w:b/>
-          <w:sz w:val="26"/>
+          <w:sz w:val="28"/>
         </w:rPr>
         <w:t>Отчёт по практической работе 8</w:t>
       </w:r>
     </w:p>
     <w:p>
       <w:pPr>
+        <w:spacing w:line="360" w:lineRule="auto" w:before="0" w:after="0"/>
+        <w:ind w:firstLine="0"/>
         <w:jc w:val="center"/>
       </w:pPr>
       <w:r>
         <w:rPr>
+          <w:rFonts w:ascii="Times New Roman" w:hAnsi="Times New Roman" w:eastAsia="Times New Roman" w:cs="Times New Roman"/>
           <w:b w:val="0"/>
-          <w:sz w:val="24"/>
+          <w:sz w:val="28"/>
         </w:rPr>
         <w:t>Тема: Настройка сети и диагностика соединений</w:t>
       </w:r>
     </w:p>
     <w:p/>
     <w:p>
+      <w:pPr>
+        <w:spacing w:line="360" w:lineRule="auto" w:before="0" w:after="0"/>
+        <w:ind w:firstLine="0"/>
+        <w:jc w:val="left"/>
+      </w:pPr>
       <w:r>
         <w:rPr>
+          <w:rFonts w:ascii="Times New Roman" w:hAnsi="Times New Roman" w:eastAsia="Times New Roman" w:cs="Times New Roman"/>
           <w:b w:val="0"/>
-          <w:sz w:val="24"/>
+          <w:sz w:val="28"/>
         </w:rPr>
         <w:t>ФИО студента: ______________________________________</w:t>
       </w:r>
     </w:p>
     <w:p>
+      <w:pPr>
+        <w:spacing w:line="360" w:lineRule="auto" w:before="0" w:after="0"/>
+        <w:ind w:firstLine="0"/>
+        <w:jc w:val="left"/>
+      </w:pPr>
       <w:r>
         <w:rPr>
+          <w:rFonts w:ascii="Times New Roman" w:hAnsi="Times New Roman" w:eastAsia="Times New Roman" w:cs="Times New Roman"/>
           <w:b w:val="0"/>
-          <w:sz w:val="24"/>
+          <w:sz w:val="28"/>
         </w:rPr>
         <w:t>Группа: ______________________  Дата: _______________</w:t>
       </w:r>
     </w:p>
     <w:p/>
     <w:p>
+      <w:pPr>
+        <w:pStyle w:val="Heading1"/>
+        <w:keepNext/>
+        <w:keepLines/>
+        <w:spacing w:line="240" w:lineRule="auto" w:before="240" w:after="0"/>
+        <w:ind w:firstLine="0" w:left="0"/>
+        <w:jc w:val="both"/>
+      </w:pPr>
       <w:r>
         <w:rPr>
-          <w:b/>
-          <w:sz w:val="24"/>
+          <w:rFonts w:ascii="Times New Roman" w:hAnsi="Times New Roman" w:eastAsia="Times New Roman" w:cs="Times New Roman"/>
+          <w:b w:val="0"/>
+          <w:sz w:val="28"/>
         </w:rPr>
         <w:t>Цель работы</w:t>
       </w:r>
     </w:p>
     <w:p>
+      <w:pPr>
+        <w:spacing w:line="360" w:lineRule="auto" w:before="0" w:after="0"/>
+        <w:ind w:firstLine="709"/>
+        <w:jc w:val="both"/>
+      </w:pPr>
       <w:r>
         <w:rPr>
+          <w:rFonts w:ascii="Times New Roman" w:hAnsi="Times New Roman" w:eastAsia="Times New Roman" w:cs="Times New Roman"/>
           <w:b w:val="0"/>
-          <w:sz w:val="24"/>
+          <w:sz w:val="28"/>
         </w:rPr>
         <w:t>Связать две учебные виртуальные машины внутренней сетью, настроить адреса и проверить доступность сервиса, а затем найти и исправить пять типовых неисправностей.</w:t>
       </w:r>
     </w:p>
     <w:p/>
     <w:p>
+      <w:pPr>
+        <w:pStyle w:val="Heading1"/>
+        <w:keepNext/>
+        <w:keepLines/>
+        <w:spacing w:line="240" w:lineRule="auto" w:before="240" w:after="0"/>
+        <w:ind w:firstLine="0" w:left="0"/>
+        <w:jc w:val="both"/>
+      </w:pPr>
       <w:r>
         <w:rPr>
-          <w:b/>
-          <w:sz w:val="24"/>
+          <w:rFonts w:ascii="Times New Roman" w:hAnsi="Times New Roman" w:eastAsia="Times New Roman" w:cs="Times New Roman"/>
+          <w:b w:val="0"/>
+          <w:sz w:val="28"/>
         </w:rPr>
         <w:t>Ход работы</w:t>
       </w:r>
     </w:p>
     <w:p>
+      <w:pPr>
+        <w:spacing w:line="360" w:lineRule="auto" w:before="0" w:after="0"/>
+        <w:ind w:firstLine="709"/>
+        <w:jc w:val="both"/>
+      </w:pPr>
       <w:r>
         <w:rPr>
+          <w:rFonts w:ascii="Times New Roman" w:hAnsi="Times New Roman" w:eastAsia="Times New Roman" w:cs="Times New Roman"/>
           <w:b/>
-          <w:sz w:val="24"/>
+          <w:sz w:val="28"/>
         </w:rPr>
         <w:t>Схема сети</w:t>
       </w:r>
@@ -99,6 +150,7 @@
       <w:tblPr>
         <w:tblStyle w:val="TableGrid"/>
         <w:tblW w:type="auto" w:w="0"/>
+        <w:tblLayout w:type="autofit"/>
         <w:tblLook w:firstColumn="1" w:firstRow="1" w:lastColumn="0" w:lastRow="0" w:noHBand="0" w:noVBand="1" w:val="04A0"/>
       </w:tblPr>
       <w:tblGrid>
@@ -114,9 +166,16 @@
             <w:tcW w:type="dxa" w:w="1728"/>
           </w:tcPr>
           <w:p>
+            <w:pPr>
+              <w:spacing w:line="360" w:lineRule="auto" w:before="0" w:after="0"/>
+              <w:ind w:firstLine="0"/>
+              <w:jc w:val="center"/>
+            </w:pPr>
             <w:r>
               <w:rPr>
-                <w:sz w:val="18"/>
+                <w:rFonts w:ascii="Times New Roman" w:hAnsi="Times New Roman" w:eastAsia="Times New Roman" w:cs="Times New Roman"/>
+                <w:b/>
+                <w:sz w:val="22"/>
               </w:rPr>
               <w:t>Узел</w:t>
             </w:r>
@@ -127,9 +186,16 @@
             <w:tcW w:type="dxa" w:w="1728"/>
           </w:tcPr>
           <w:p>
+            <w:pPr>
+              <w:spacing w:line="360" w:lineRule="auto" w:before="0" w:after="0"/>
+              <w:ind w:firstLine="0"/>
+              <w:jc w:val="center"/>
+            </w:pPr>
             <w:r>
               <w:rPr>
-                <w:sz w:val="18"/>
+                <w:rFonts w:ascii="Times New Roman" w:hAnsi="Times New Roman" w:eastAsia="Times New Roman" w:cs="Times New Roman"/>
+                <w:b/>
+                <w:sz w:val="22"/>
               </w:rPr>
               <w:t>Роль</w:t>
             </w:r>
@@ -140,9 +206,16 @@
             <w:tcW w:type="dxa" w:w="1728"/>
           </w:tcPr>
           <w:p>
+            <w:pPr>
+              <w:spacing w:line="360" w:lineRule="auto" w:before="0" w:after="0"/>
+              <w:ind w:firstLine="0"/>
+              <w:jc w:val="center"/>
+            </w:pPr>
             <w:r>
               <w:rPr>
-                <w:sz w:val="18"/>
+                <w:rFonts w:ascii="Times New Roman" w:hAnsi="Times New Roman" w:eastAsia="Times New Roman" w:cs="Times New Roman"/>
+                <w:b/>
+                <w:sz w:val="22"/>
               </w:rPr>
               <w:t>Адаптер 1</w:t>
             </w:r>
@@ -153,9 +226,16 @@
             <w:tcW w:type="dxa" w:w="1728"/>
           </w:tcPr>
           <w:p>
+            <w:pPr>
+              <w:spacing w:line="360" w:lineRule="auto" w:before="0" w:after="0"/>
+              <w:ind w:firstLine="0"/>
+              <w:jc w:val="center"/>
+            </w:pPr>
             <w:r>
               <w:rPr>
-                <w:sz w:val="18"/>
+                <w:rFonts w:ascii="Times New Roman" w:hAnsi="Times New Roman" w:eastAsia="Times New Roman" w:cs="Times New Roman"/>
+                <w:b/>
+                <w:sz w:val="22"/>
               </w:rPr>
               <w:t>Адаптер 2</w:t>
             </w:r>
@@ -166,9 +246,16 @@
             <w:tcW w:type="dxa" w:w="1728"/>
           </w:tcPr>
           <w:p>
+            <w:pPr>
+              <w:spacing w:line="360" w:lineRule="auto" w:before="0" w:after="0"/>
+              <w:ind w:firstLine="0"/>
+              <w:jc w:val="center"/>
+            </w:pPr>
             <w:r>
               <w:rPr>
-                <w:sz w:val="18"/>
+                <w:rFonts w:ascii="Times New Roman" w:hAnsi="Times New Roman" w:eastAsia="Times New Roman" w:cs="Times New Roman"/>
+                <w:b/>
+                <w:sz w:val="22"/>
               </w:rPr>
               <w:t>Внутренний адрес</w:t>
             </w:r>
@@ -181,9 +268,16 @@
             <w:tcW w:type="dxa" w:w="1728"/>
           </w:tcPr>
           <w:p>
+            <w:pPr>
+              <w:spacing w:line="360" w:lineRule="auto" w:before="0" w:after="0"/>
+              <w:ind w:firstLine="0"/>
+              <w:jc w:val="both"/>
+            </w:pPr>
             <w:r>
               <w:rPr>
-                <w:sz w:val="18"/>
+                <w:rFonts w:ascii="Times New Roman" w:hAnsi="Times New Roman" w:eastAsia="Times New Roman" w:cs="Times New Roman"/>
+                <w:b w:val="0"/>
+                <w:sz w:val="22"/>
               </w:rPr>
               <w:t>uifis-srv01</w:t>
             </w:r>
@@ -194,9 +288,16 @@
             <w:tcW w:type="dxa" w:w="1728"/>
           </w:tcPr>
           <w:p>
+            <w:pPr>
+              <w:spacing w:line="360" w:lineRule="auto" w:before="0" w:after="0"/>
+              <w:ind w:firstLine="0"/>
+              <w:jc w:val="both"/>
+            </w:pPr>
             <w:r>
               <w:rPr>
-                <w:sz w:val="18"/>
+                <w:rFonts w:ascii="Times New Roman" w:hAnsi="Times New Roman" w:eastAsia="Times New Roman" w:cs="Times New Roman"/>
+                <w:b w:val="0"/>
+                <w:sz w:val="22"/>
               </w:rPr>
               <w:t>Сервер</w:t>
             </w:r>
@@ -207,9 +308,16 @@
             <w:tcW w:type="dxa" w:w="1728"/>
           </w:tcPr>
           <w:p>
+            <w:pPr>
+              <w:spacing w:line="360" w:lineRule="auto" w:before="0" w:after="0"/>
+              <w:ind w:firstLine="0"/>
+              <w:jc w:val="both"/>
+            </w:pPr>
             <w:r>
               <w:rPr>
-                <w:sz w:val="18"/>
+                <w:rFonts w:ascii="Times New Roman" w:hAnsi="Times New Roman" w:eastAsia="Times New Roman" w:cs="Times New Roman"/>
+                <w:b w:val="0"/>
+                <w:sz w:val="22"/>
               </w:rPr>
               <w:t>NAT, DHCP</w:t>
             </w:r>
@@ -220,9 +328,16 @@
             <w:tcW w:type="dxa" w:w="1728"/>
           </w:tcPr>
           <w:p>
+            <w:pPr>
+              <w:spacing w:line="360" w:lineRule="auto" w:before="0" w:after="0"/>
+              <w:ind w:firstLine="0"/>
+              <w:jc w:val="both"/>
+            </w:pPr>
             <w:r>
               <w:rPr>
-                <w:sz w:val="18"/>
+                <w:rFonts w:ascii="Times New Roman" w:hAnsi="Times New Roman" w:eastAsia="Times New Roman" w:cs="Times New Roman"/>
+                <w:b w:val="0"/>
+                <w:sz w:val="22"/>
               </w:rPr>
               <w:t>uifis-net</w:t>
             </w:r>
@@ -233,9 +348,16 @@
             <w:tcW w:type="dxa" w:w="1728"/>
           </w:tcPr>
           <w:p>
+            <w:pPr>
+              <w:spacing w:line="360" w:lineRule="auto" w:before="0" w:after="0"/>
+              <w:ind w:firstLine="0"/>
+              <w:jc w:val="both"/>
+            </w:pPr>
             <w:r>
               <w:rPr>
-                <w:sz w:val="18"/>
+                <w:rFonts w:ascii="Times New Roman" w:hAnsi="Times New Roman" w:eastAsia="Times New Roman" w:cs="Times New Roman"/>
+                <w:b w:val="0"/>
+                <w:sz w:val="22"/>
               </w:rPr>
               <w:t>10.10.0.10/24</w:t>
             </w:r>
@@ -248,9 +370,16 @@
             <w:tcW w:type="dxa" w:w="1728"/>
           </w:tcPr>
           <w:p>
+            <w:pPr>
+              <w:spacing w:line="360" w:lineRule="auto" w:before="0" w:after="0"/>
+              <w:ind w:firstLine="0"/>
+              <w:jc w:val="both"/>
+            </w:pPr>
             <w:r>
               <w:rPr>
-                <w:sz w:val="18"/>
+                <w:rFonts w:ascii="Times New Roman" w:hAnsi="Times New Roman" w:eastAsia="Times New Roman" w:cs="Times New Roman"/>
+                <w:b w:val="0"/>
+                <w:sz w:val="22"/>
               </w:rPr>
               <w:t>uifis-cli01</w:t>
             </w:r>
@@ -261,9 +390,16 @@
             <w:tcW w:type="dxa" w:w="1728"/>
           </w:tcPr>
           <w:p>
+            <w:pPr>
+              <w:spacing w:line="360" w:lineRule="auto" w:before="0" w:after="0"/>
+              <w:ind w:firstLine="0"/>
+              <w:jc w:val="both"/>
+            </w:pPr>
             <w:r>
               <w:rPr>
-                <w:sz w:val="18"/>
+                <w:rFonts w:ascii="Times New Roman" w:hAnsi="Times New Roman" w:eastAsia="Times New Roman" w:cs="Times New Roman"/>
+                <w:b w:val="0"/>
+                <w:sz w:val="22"/>
               </w:rPr>
               <w:t>Клиент</w:t>
             </w:r>
@@ -274,9 +410,16 @@
             <w:tcW w:type="dxa" w:w="1728"/>
           </w:tcPr>
           <w:p>
+            <w:pPr>
+              <w:spacing w:line="360" w:lineRule="auto" w:before="0" w:after="0"/>
+              <w:ind w:firstLine="0"/>
+              <w:jc w:val="both"/>
+            </w:pPr>
             <w:r>
               <w:rPr>
-                <w:sz w:val="18"/>
+                <w:rFonts w:ascii="Times New Roman" w:hAnsi="Times New Roman" w:eastAsia="Times New Roman" w:cs="Times New Roman"/>
+                <w:b w:val="0"/>
+                <w:sz w:val="22"/>
               </w:rPr>
               <w:t>NAT, DHCP</w:t>
             </w:r>
@@ -287,9 +430,16 @@
             <w:tcW w:type="dxa" w:w="1728"/>
           </w:tcPr>
           <w:p>
+            <w:pPr>
+              <w:spacing w:line="360" w:lineRule="auto" w:before="0" w:after="0"/>
+              <w:ind w:firstLine="0"/>
+              <w:jc w:val="both"/>
+            </w:pPr>
             <w:r>
               <w:rPr>
-                <w:sz w:val="18"/>
+                <w:rFonts w:ascii="Times New Roman" w:hAnsi="Times New Roman" w:eastAsia="Times New Roman" w:cs="Times New Roman"/>
+                <w:b w:val="0"/>
+                <w:sz w:val="22"/>
               </w:rPr>
               <w:t>uifis-net</w:t>
             </w:r>
@@ -300,9 +450,16 @@
             <w:tcW w:type="dxa" w:w="1728"/>
           </w:tcPr>
           <w:p>
+            <w:pPr>
+              <w:spacing w:line="360" w:lineRule="auto" w:before="0" w:after="0"/>
+              <w:ind w:firstLine="0"/>
+              <w:jc w:val="both"/>
+            </w:pPr>
             <w:r>
               <w:rPr>
-                <w:sz w:val="18"/>
+                <w:rFonts w:ascii="Times New Roman" w:hAnsi="Times New Roman" w:eastAsia="Times New Roman" w:cs="Times New Roman"/>
+                <w:b w:val="0"/>
+                <w:sz w:val="22"/>
               </w:rPr>
               <w:t>10.10.0.20/24</w:t>
             </w:r>
@@ -313,22 +470,31 @@
     <w:p/>
     <w:p>
       <w:pPr>
+        <w:spacing w:line="360" w:lineRule="auto" w:before="0" w:after="0"/>
+        <w:ind w:firstLine="0"/>
         <w:jc w:val="center"/>
       </w:pPr>
       <w:r>
         <w:rPr>
+          <w:rFonts w:ascii="Times New Roman" w:hAnsi="Times New Roman" w:eastAsia="Times New Roman" w:cs="Times New Roman"/>
           <w:i/>
-          <w:sz w:val="22"/>
+          <w:sz w:val="28"/>
         </w:rPr>
         <w:t>[ Вставьте схему сети: две ВМ, NAT и внутренняя сеть uifis-net ]</w:t>
       </w:r>
     </w:p>
     <w:p/>
     <w:p>
+      <w:pPr>
+        <w:spacing w:line="360" w:lineRule="auto" w:before="0" w:after="0"/>
+        <w:ind w:firstLine="709"/>
+        <w:jc w:val="both"/>
+      </w:pPr>
       <w:r>
         <w:rPr>
+          <w:rFonts w:ascii="Times New Roman" w:hAnsi="Times New Roman" w:eastAsia="Times New Roman" w:cs="Times New Roman"/>
           <w:b/>
-          <w:sz w:val="24"/>
+          <w:sz w:val="28"/>
         </w:rPr>
         <w:t>Параметры внутренней сети</w:t>
       </w:r>
@@ -337,6 +503,7 @@
       <w:tblPr>
         <w:tblStyle w:val="TableGrid"/>
         <w:tblW w:type="auto" w:w="0"/>
+        <w:tblLayout w:type="autofit"/>
         <w:tblLook w:firstColumn="1" w:firstRow="1" w:lastColumn="0" w:lastRow="0" w:noHBand="0" w:noVBand="1" w:val="04A0"/>
       </w:tblPr>
       <w:tblGrid>
@@ -349,9 +516,16 @@
             <w:tcW w:type="dxa" w:w="4320"/>
           </w:tcPr>
           <w:p>
+            <w:pPr>
+              <w:spacing w:line="360" w:lineRule="auto" w:before="0" w:after="0"/>
+              <w:ind w:firstLine="0"/>
+              <w:jc w:val="center"/>
+            </w:pPr>
             <w:r>
               <w:rPr>
-                <w:sz w:val="20"/>
+                <w:rFonts w:ascii="Times New Roman" w:hAnsi="Times New Roman" w:eastAsia="Times New Roman" w:cs="Times New Roman"/>
+                <w:b/>
+                <w:sz w:val="22"/>
               </w:rPr>
               <w:t>Параметр</w:t>
             </w:r>
@@ -362,9 +536,16 @@
             <w:tcW w:type="dxa" w:w="4320"/>
           </w:tcPr>
           <w:p>
+            <w:pPr>
+              <w:spacing w:line="360" w:lineRule="auto" w:before="0" w:after="0"/>
+              <w:ind w:firstLine="0"/>
+              <w:jc w:val="center"/>
+            </w:pPr>
             <w:r>
               <w:rPr>
-                <w:sz w:val="20"/>
+                <w:rFonts w:ascii="Times New Roman" w:hAnsi="Times New Roman" w:eastAsia="Times New Roman" w:cs="Times New Roman"/>
+                <w:b/>
+                <w:sz w:val="22"/>
               </w:rPr>
               <w:t>Значение</w:t>
             </w:r>
@@ -377,9 +558,16 @@
             <w:tcW w:type="dxa" w:w="4320"/>
           </w:tcPr>
           <w:p>
+            <w:pPr>
+              <w:spacing w:line="360" w:lineRule="auto" w:before="0" w:after="0"/>
+              <w:ind w:firstLine="0"/>
+              <w:jc w:val="both"/>
+            </w:pPr>
             <w:r>
               <w:rPr>
-                <w:sz w:val="20"/>
+                <w:rFonts w:ascii="Times New Roman" w:hAnsi="Times New Roman" w:eastAsia="Times New Roman" w:cs="Times New Roman"/>
+                <w:b w:val="0"/>
+                <w:sz w:val="22"/>
               </w:rPr>
               <w:t>Имя сети VirtualBox</w:t>
             </w:r>
@@ -389,7 +577,13 @@
           <w:tcPr>
             <w:tcW w:type="dxa" w:w="4320"/>
           </w:tcPr>
-          <w:p/>
+          <w:p>
+            <w:pPr>
+              <w:spacing w:line="360" w:lineRule="auto" w:before="0" w:after="0"/>
+              <w:ind w:firstLine="0"/>
+              <w:jc w:val="both"/>
+            </w:pPr>
+          </w:p>
         </w:tc>
       </w:tr>
       <w:tr>
@@ -398,9 +592,16 @@
             <w:tcW w:type="dxa" w:w="4320"/>
           </w:tcPr>
           <w:p>
+            <w:pPr>
+              <w:spacing w:line="360" w:lineRule="auto" w:before="0" w:after="0"/>
+              <w:ind w:firstLine="0"/>
+              <w:jc w:val="both"/>
+            </w:pPr>
             <w:r>
               <w:rPr>
-                <w:sz w:val="20"/>
+                <w:rFonts w:ascii="Times New Roman" w:hAnsi="Times New Roman" w:eastAsia="Times New Roman" w:cs="Times New Roman"/>
+                <w:b w:val="0"/>
+                <w:sz w:val="22"/>
               </w:rPr>
               <w:t>Адрес сервера</w:t>
             </w:r>
@@ -410,7 +611,13 @@
           <w:tcPr>
             <w:tcW w:type="dxa" w:w="4320"/>
           </w:tcPr>
-          <w:p/>
+          <w:p>
+            <w:pPr>
+              <w:spacing w:line="360" w:lineRule="auto" w:before="0" w:after="0"/>
+              <w:ind w:firstLine="0"/>
+              <w:jc w:val="both"/>
+            </w:pPr>
+          </w:p>
         </w:tc>
       </w:tr>
       <w:tr>
@@ -419,9 +626,16 @@
             <w:tcW w:type="dxa" w:w="4320"/>
           </w:tcPr>
           <w:p>
+            <w:pPr>
+              <w:spacing w:line="360" w:lineRule="auto" w:before="0" w:after="0"/>
+              <w:ind w:firstLine="0"/>
+              <w:jc w:val="both"/>
+            </w:pPr>
             <w:r>
               <w:rPr>
-                <w:sz w:val="20"/>
+                <w:rFonts w:ascii="Times New Roman" w:hAnsi="Times New Roman" w:eastAsia="Times New Roman" w:cs="Times New Roman"/>
+                <w:b w:val="0"/>
+                <w:sz w:val="22"/>
               </w:rPr>
               <w:t>Адрес клиента</w:t>
             </w:r>
@@ -431,7 +645,13 @@
           <w:tcPr>
             <w:tcW w:type="dxa" w:w="4320"/>
           </w:tcPr>
-          <w:p/>
+          <w:p>
+            <w:pPr>
+              <w:spacing w:line="360" w:lineRule="auto" w:before="0" w:after="0"/>
+              <w:ind w:firstLine="0"/>
+              <w:jc w:val="both"/>
+            </w:pPr>
+          </w:p>
         </w:tc>
       </w:tr>
       <w:tr>
@@ -440,9 +660,16 @@
             <w:tcW w:type="dxa" w:w="4320"/>
           </w:tcPr>
           <w:p>
+            <w:pPr>
+              <w:spacing w:line="360" w:lineRule="auto" w:before="0" w:after="0"/>
+              <w:ind w:firstLine="0"/>
+              <w:jc w:val="both"/>
+            </w:pPr>
             <w:r>
               <w:rPr>
-                <w:sz w:val="20"/>
+                <w:rFonts w:ascii="Times New Roman" w:hAnsi="Times New Roman" w:eastAsia="Times New Roman" w:cs="Times New Roman"/>
+                <w:b w:val="0"/>
+                <w:sz w:val="22"/>
               </w:rPr>
               <w:t>Маска</w:t>
             </w:r>
@@ -452,7 +679,13 @@
           <w:tcPr>
             <w:tcW w:type="dxa" w:w="4320"/>
           </w:tcPr>
-          <w:p/>
+          <w:p>
+            <w:pPr>
+              <w:spacing w:line="360" w:lineRule="auto" w:before="0" w:after="0"/>
+              <w:ind w:firstLine="0"/>
+              <w:jc w:val="both"/>
+            </w:pPr>
+          </w:p>
         </w:tc>
       </w:tr>
       <w:tr>
@@ -461,9 +694,16 @@
             <w:tcW w:type="dxa" w:w="4320"/>
           </w:tcPr>
           <w:p>
+            <w:pPr>
+              <w:spacing w:line="360" w:lineRule="auto" w:before="0" w:after="0"/>
+              <w:ind w:firstLine="0"/>
+              <w:jc w:val="both"/>
+            </w:pPr>
             <w:r>
               <w:rPr>
-                <w:sz w:val="20"/>
+                <w:rFonts w:ascii="Times New Roman" w:hAnsi="Times New Roman" w:eastAsia="Times New Roman" w:cs="Times New Roman"/>
+                <w:b w:val="0"/>
+                <w:sz w:val="22"/>
               </w:rPr>
               <w:t>Шлюз по умолчанию</w:t>
             </w:r>
@@ -473,7 +713,13 @@
           <w:tcPr>
             <w:tcW w:type="dxa" w:w="4320"/>
           </w:tcPr>
-          <w:p/>
+          <w:p>
+            <w:pPr>
+              <w:spacing w:line="360" w:lineRule="auto" w:before="0" w:after="0"/>
+              <w:ind w:firstLine="0"/>
+              <w:jc w:val="both"/>
+            </w:pPr>
+          </w:p>
         </w:tc>
       </w:tr>
       <w:tr>
@@ -482,9 +728,16 @@
             <w:tcW w:type="dxa" w:w="4320"/>
           </w:tcPr>
           <w:p>
+            <w:pPr>
+              <w:spacing w:line="360" w:lineRule="auto" w:before="0" w:after="0"/>
+              <w:ind w:firstLine="0"/>
+              <w:jc w:val="both"/>
+            </w:pPr>
             <w:r>
               <w:rPr>
-                <w:sz w:val="20"/>
+                <w:rFonts w:ascii="Times New Roman" w:hAnsi="Times New Roman" w:eastAsia="Times New Roman" w:cs="Times New Roman"/>
+                <w:b w:val="0"/>
+                <w:sz w:val="22"/>
               </w:rPr>
               <w:t>DNS</w:t>
             </w:r>
@@ -494,16 +747,28 @@
           <w:tcPr>
             <w:tcW w:type="dxa" w:w="4320"/>
           </w:tcPr>
-          <w:p/>
+          <w:p>
+            <w:pPr>
+              <w:spacing w:line="360" w:lineRule="auto" w:before="0" w:after="0"/>
+              <w:ind w:firstLine="0"/>
+              <w:jc w:val="both"/>
+            </w:pPr>
+          </w:p>
         </w:tc>
       </w:tr>
     </w:tbl>
     <w:p/>
     <w:p>
+      <w:pPr>
+        <w:spacing w:line="360" w:lineRule="auto" w:before="0" w:after="0"/>
+        <w:ind w:firstLine="709"/>
+        <w:jc w:val="both"/>
+      </w:pPr>
       <w:r>
         <w:rPr>
+          <w:rFonts w:ascii="Times New Roman" w:hAnsi="Times New Roman" w:eastAsia="Times New Roman" w:cs="Times New Roman"/>
           <w:b/>
-          <w:sz w:val="24"/>
+          <w:sz w:val="28"/>
         </w:rPr>
         <w:t>Проверки</w:t>
       </w:r>
@@ -512,6 +777,7 @@
       <w:tblPr>
         <w:tblStyle w:val="TableGrid"/>
         <w:tblW w:type="auto" w:w="0"/>
+        <w:tblLayout w:type="autofit"/>
         <w:tblLook w:firstColumn="1" w:firstRow="1" w:lastColumn="0" w:lastRow="0" w:noHBand="0" w:noVBand="1" w:val="04A0"/>
       </w:tblPr>
       <w:tblGrid>
@@ -527,9 +793,16 @@
             <w:tcW w:type="dxa" w:w="1728"/>
           </w:tcPr>
           <w:p>
+            <w:pPr>
+              <w:spacing w:line="360" w:lineRule="auto" w:before="0" w:after="0"/>
+              <w:ind w:firstLine="0"/>
+              <w:jc w:val="center"/>
+            </w:pPr>
             <w:r>
               <w:rPr>
-                <w:sz w:val="16"/>
+                <w:rFonts w:ascii="Times New Roman" w:hAnsi="Times New Roman" w:eastAsia="Times New Roman" w:cs="Times New Roman"/>
+                <w:b/>
+                <w:sz w:val="22"/>
               </w:rPr>
               <w:t>Проверка</w:t>
             </w:r>
@@ -540,9 +813,16 @@
             <w:tcW w:type="dxa" w:w="1728"/>
           </w:tcPr>
           <w:p>
+            <w:pPr>
+              <w:spacing w:line="360" w:lineRule="auto" w:before="0" w:after="0"/>
+              <w:ind w:firstLine="0"/>
+              <w:jc w:val="center"/>
+            </w:pPr>
             <w:r>
               <w:rPr>
-                <w:sz w:val="16"/>
+                <w:rFonts w:ascii="Times New Roman" w:hAnsi="Times New Roman" w:eastAsia="Times New Roman" w:cs="Times New Roman"/>
+                <w:b/>
+                <w:sz w:val="22"/>
               </w:rPr>
               <w:t>Команда</w:t>
             </w:r>
@@ -553,9 +833,16 @@
             <w:tcW w:type="dxa" w:w="1728"/>
           </w:tcPr>
           <w:p>
+            <w:pPr>
+              <w:spacing w:line="360" w:lineRule="auto" w:before="0" w:after="0"/>
+              <w:ind w:firstLine="0"/>
+              <w:jc w:val="center"/>
+            </w:pPr>
             <w:r>
               <w:rPr>
-                <w:sz w:val="16"/>
+                <w:rFonts w:ascii="Times New Roman" w:hAnsi="Times New Roman" w:eastAsia="Times New Roman" w:cs="Times New Roman"/>
+                <w:b/>
+                <w:sz w:val="22"/>
               </w:rPr>
               <w:t>Ожидаемый результат</w:t>
             </w:r>
@@ -566,9 +853,16 @@
             <w:tcW w:type="dxa" w:w="1728"/>
           </w:tcPr>
           <w:p>
+            <w:pPr>
+              <w:spacing w:line="360" w:lineRule="auto" w:before="0" w:after="0"/>
+              <w:ind w:firstLine="0"/>
+              <w:jc w:val="center"/>
+            </w:pPr>
             <w:r>
               <w:rPr>
-                <w:sz w:val="16"/>
+                <w:rFonts w:ascii="Times New Roman" w:hAnsi="Times New Roman" w:eastAsia="Times New Roman" w:cs="Times New Roman"/>
+                <w:b/>
+                <w:sz w:val="22"/>
               </w:rPr>
               <w:t>Факт</w:t>
             </w:r>
@@ -579,9 +873,16 @@
             <w:tcW w:type="dxa" w:w="1728"/>
           </w:tcPr>
           <w:p>
+            <w:pPr>
+              <w:spacing w:line="360" w:lineRule="auto" w:before="0" w:after="0"/>
+              <w:ind w:firstLine="0"/>
+              <w:jc w:val="center"/>
+            </w:pPr>
             <w:r>
               <w:rPr>
-                <w:sz w:val="16"/>
+                <w:rFonts w:ascii="Times New Roman" w:hAnsi="Times New Roman" w:eastAsia="Times New Roman" w:cs="Times New Roman"/>
+                <w:b/>
+                <w:sz w:val="22"/>
               </w:rPr>
               <w:t>Вывод</w:t>
             </w:r>
@@ -594,9 +895,16 @@
             <w:tcW w:type="dxa" w:w="1728"/>
           </w:tcPr>
           <w:p>
+            <w:pPr>
+              <w:spacing w:line="360" w:lineRule="auto" w:before="0" w:after="0"/>
+              <w:ind w:firstLine="0"/>
+              <w:jc w:val="both"/>
+            </w:pPr>
             <w:r>
               <w:rPr>
-                <w:sz w:val="16"/>
+                <w:rFonts w:ascii="Times New Roman" w:hAnsi="Times New Roman" w:eastAsia="Times New Roman" w:cs="Times New Roman"/>
+                <w:b w:val="0"/>
+                <w:sz w:val="22"/>
               </w:rPr>
               <w:t>Адреса</w:t>
             </w:r>
@@ -607,9 +915,16 @@
             <w:tcW w:type="dxa" w:w="1728"/>
           </w:tcPr>
           <w:p>
+            <w:pPr>
+              <w:spacing w:line="360" w:lineRule="auto" w:before="0" w:after="0"/>
+              <w:ind w:firstLine="0"/>
+              <w:jc w:val="both"/>
+            </w:pPr>
             <w:r>
               <w:rPr>
-                <w:sz w:val="16"/>
+                <w:rFonts w:ascii="Times New Roman" w:hAnsi="Times New Roman" w:eastAsia="Times New Roman" w:cs="Times New Roman"/>
+                <w:b w:val="0"/>
+                <w:sz w:val="22"/>
               </w:rPr>
               <w:t>ip -br a</w:t>
             </w:r>
@@ -620,9 +935,16 @@
             <w:tcW w:type="dxa" w:w="1728"/>
           </w:tcPr>
           <w:p>
+            <w:pPr>
+              <w:spacing w:line="360" w:lineRule="auto" w:before="0" w:after="0"/>
+              <w:ind w:firstLine="0"/>
+              <w:jc w:val="both"/>
+            </w:pPr>
             <w:r>
               <w:rPr>
-                <w:sz w:val="16"/>
+                <w:rFonts w:ascii="Times New Roman" w:hAnsi="Times New Roman" w:eastAsia="Times New Roman" w:cs="Times New Roman"/>
+                <w:b w:val="0"/>
+                <w:sz w:val="22"/>
               </w:rPr>
               <w:t>10.10.0.10/24 и 10.10.0.20/24, state UP</w:t>
             </w:r>
@@ -632,13 +954,25 @@
           <w:tcPr>
             <w:tcW w:type="dxa" w:w="1728"/>
           </w:tcPr>
-          <w:p/>
+          <w:p>
+            <w:pPr>
+              <w:spacing w:line="360" w:lineRule="auto" w:before="0" w:after="0"/>
+              <w:ind w:firstLine="0"/>
+              <w:jc w:val="both"/>
+            </w:pPr>
+          </w:p>
         </w:tc>
         <w:tc>
           <w:tcPr>
             <w:tcW w:type="dxa" w:w="1728"/>
           </w:tcPr>
-          <w:p/>
+          <w:p>
+            <w:pPr>
+              <w:spacing w:line="360" w:lineRule="auto" w:before="0" w:after="0"/>
+              <w:ind w:firstLine="0"/>
+              <w:jc w:val="both"/>
+            </w:pPr>
+          </w:p>
         </w:tc>
       </w:tr>
       <w:tr>
@@ -647,9 +981,16 @@
             <w:tcW w:type="dxa" w:w="1728"/>
           </w:tcPr>
           <w:p>
+            <w:pPr>
+              <w:spacing w:line="360" w:lineRule="auto" w:before="0" w:after="0"/>
+              <w:ind w:firstLine="0"/>
+              <w:jc w:val="both"/>
+            </w:pPr>
             <w:r>
               <w:rPr>
-                <w:sz w:val="16"/>
+                <w:rFonts w:ascii="Times New Roman" w:hAnsi="Times New Roman" w:eastAsia="Times New Roman" w:cs="Times New Roman"/>
+                <w:b w:val="0"/>
+                <w:sz w:val="22"/>
               </w:rPr>
               <w:t>Маршруты</w:t>
             </w:r>
@@ -660,9 +1001,16 @@
             <w:tcW w:type="dxa" w:w="1728"/>
           </w:tcPr>
           <w:p>
+            <w:pPr>
+              <w:spacing w:line="360" w:lineRule="auto" w:before="0" w:after="0"/>
+              <w:ind w:firstLine="0"/>
+              <w:jc w:val="both"/>
+            </w:pPr>
             <w:r>
               <w:rPr>
-                <w:sz w:val="16"/>
+                <w:rFonts w:ascii="Times New Roman" w:hAnsi="Times New Roman" w:eastAsia="Times New Roman" w:cs="Times New Roman"/>
+                <w:b w:val="0"/>
+                <w:sz w:val="22"/>
               </w:rPr>
               <w:t>ip route</w:t>
             </w:r>
@@ -673,9 +1021,16 @@
             <w:tcW w:type="dxa" w:w="1728"/>
           </w:tcPr>
           <w:p>
+            <w:pPr>
+              <w:spacing w:line="360" w:lineRule="auto" w:before="0" w:after="0"/>
+              <w:ind w:firstLine="0"/>
+              <w:jc w:val="both"/>
+            </w:pPr>
             <w:r>
               <w:rPr>
-                <w:sz w:val="16"/>
+                <w:rFonts w:ascii="Times New Roman" w:hAnsi="Times New Roman" w:eastAsia="Times New Roman" w:cs="Times New Roman"/>
+                <w:b w:val="0"/>
+                <w:sz w:val="22"/>
               </w:rPr>
               <w:t>Маршрут 10.10.0.0/24 и default через NAT</w:t>
             </w:r>
@@ -685,13 +1040,25 @@
           <w:tcPr>
             <w:tcW w:type="dxa" w:w="1728"/>
           </w:tcPr>
-          <w:p/>
+          <w:p>
+            <w:pPr>
+              <w:spacing w:line="360" w:lineRule="auto" w:before="0" w:after="0"/>
+              <w:ind w:firstLine="0"/>
+              <w:jc w:val="both"/>
+            </w:pPr>
+          </w:p>
         </w:tc>
         <w:tc>
           <w:tcPr>
             <w:tcW w:type="dxa" w:w="1728"/>
           </w:tcPr>
-          <w:p/>
+          <w:p>
+            <w:pPr>
+              <w:spacing w:line="360" w:lineRule="auto" w:before="0" w:after="0"/>
+              <w:ind w:firstLine="0"/>
+              <w:jc w:val="both"/>
+            </w:pPr>
+          </w:p>
         </w:tc>
       </w:tr>
       <w:tr>
@@ -700,9 +1067,16 @@
             <w:tcW w:type="dxa" w:w="1728"/>
           </w:tcPr>
           <w:p>
+            <w:pPr>
+              <w:spacing w:line="360" w:lineRule="auto" w:before="0" w:after="0"/>
+              <w:ind w:firstLine="0"/>
+              <w:jc w:val="both"/>
+            </w:pPr>
             <w:r>
               <w:rPr>
-                <w:sz w:val="16"/>
+                <w:rFonts w:ascii="Times New Roman" w:hAnsi="Times New Roman" w:eastAsia="Times New Roman" w:cs="Times New Roman"/>
+                <w:b w:val="0"/>
+                <w:sz w:val="22"/>
               </w:rPr>
               <w:t>Связность</w:t>
             </w:r>
@@ -713,9 +1087,16 @@
             <w:tcW w:type="dxa" w:w="1728"/>
           </w:tcPr>
           <w:p>
+            <w:pPr>
+              <w:spacing w:line="360" w:lineRule="auto" w:before="0" w:after="0"/>
+              <w:ind w:firstLine="0"/>
+              <w:jc w:val="both"/>
+            </w:pPr>
             <w:r>
               <w:rPr>
-                <w:sz w:val="16"/>
+                <w:rFonts w:ascii="Times New Roman" w:hAnsi="Times New Roman" w:eastAsia="Times New Roman" w:cs="Times New Roman"/>
+                <w:b w:val="0"/>
+                <w:sz w:val="22"/>
               </w:rPr>
               <w:t>ping -c 3 10.10.0.20</w:t>
             </w:r>
@@ -726,9 +1107,16 @@
             <w:tcW w:type="dxa" w:w="1728"/>
           </w:tcPr>
           <w:p>
+            <w:pPr>
+              <w:spacing w:line="360" w:lineRule="auto" w:before="0" w:after="0"/>
+              <w:ind w:firstLine="0"/>
+              <w:jc w:val="both"/>
+            </w:pPr>
             <w:r>
               <w:rPr>
-                <w:sz w:val="16"/>
+                <w:rFonts w:ascii="Times New Roman" w:hAnsi="Times New Roman" w:eastAsia="Times New Roman" w:cs="Times New Roman"/>
+                <w:b w:val="0"/>
+                <w:sz w:val="22"/>
               </w:rPr>
               <w:t>3 пакета, потерь 0%</w:t>
             </w:r>
@@ -738,13 +1126,25 @@
           <w:tcPr>
             <w:tcW w:type="dxa" w:w="1728"/>
           </w:tcPr>
-          <w:p/>
+          <w:p>
+            <w:pPr>
+              <w:spacing w:line="360" w:lineRule="auto" w:before="0" w:after="0"/>
+              <w:ind w:firstLine="0"/>
+              <w:jc w:val="both"/>
+            </w:pPr>
+          </w:p>
         </w:tc>
         <w:tc>
           <w:tcPr>
             <w:tcW w:type="dxa" w:w="1728"/>
           </w:tcPr>
-          <w:p/>
+          <w:p>
+            <w:pPr>
+              <w:spacing w:line="360" w:lineRule="auto" w:before="0" w:after="0"/>
+              <w:ind w:firstLine="0"/>
+              <w:jc w:val="both"/>
+            </w:pPr>
+          </w:p>
         </w:tc>
       </w:tr>
       <w:tr>
@@ -753,9 +1153,16 @@
             <w:tcW w:type="dxa" w:w="1728"/>
           </w:tcPr>
           <w:p>
+            <w:pPr>
+              <w:spacing w:line="360" w:lineRule="auto" w:before="0" w:after="0"/>
+              <w:ind w:firstLine="0"/>
+              <w:jc w:val="both"/>
+            </w:pPr>
             <w:r>
               <w:rPr>
-                <w:sz w:val="16"/>
+                <w:rFonts w:ascii="Times New Roman" w:hAnsi="Times New Roman" w:eastAsia="Times New Roman" w:cs="Times New Roman"/>
+                <w:b w:val="0"/>
+                <w:sz w:val="22"/>
               </w:rPr>
               <w:t>Служба</w:t>
             </w:r>
@@ -766,9 +1173,16 @@
             <w:tcW w:type="dxa" w:w="1728"/>
           </w:tcPr>
           <w:p>
+            <w:pPr>
+              <w:spacing w:line="360" w:lineRule="auto" w:before="0" w:after="0"/>
+              <w:ind w:firstLine="0"/>
+              <w:jc w:val="both"/>
+            </w:pPr>
             <w:r>
               <w:rPr>
-                <w:sz w:val="16"/>
+                <w:rFonts w:ascii="Times New Roman" w:hAnsi="Times New Roman" w:eastAsia="Times New Roman" w:cs="Times New Roman"/>
+                <w:b w:val="0"/>
+                <w:sz w:val="22"/>
               </w:rPr>
               <w:t>ss -tlnp | grep 8080</w:t>
             </w:r>
@@ -779,9 +1193,16 @@
             <w:tcW w:type="dxa" w:w="1728"/>
           </w:tcPr>
           <w:p>
+            <w:pPr>
+              <w:spacing w:line="360" w:lineRule="auto" w:before="0" w:after="0"/>
+              <w:ind w:firstLine="0"/>
+              <w:jc w:val="both"/>
+            </w:pPr>
             <w:r>
               <w:rPr>
-                <w:sz w:val="16"/>
+                <w:rFonts w:ascii="Times New Roman" w:hAnsi="Times New Roman" w:eastAsia="Times New Roman" w:cs="Times New Roman"/>
+                <w:b w:val="0"/>
+                <w:sz w:val="22"/>
               </w:rPr>
               <w:t>служба слушает 10.10.0.10:8080</w:t>
             </w:r>
@@ -791,13 +1212,25 @@
           <w:tcPr>
             <w:tcW w:type="dxa" w:w="1728"/>
           </w:tcPr>
-          <w:p/>
+          <w:p>
+            <w:pPr>
+              <w:spacing w:line="360" w:lineRule="auto" w:before="0" w:after="0"/>
+              <w:ind w:firstLine="0"/>
+              <w:jc w:val="both"/>
+            </w:pPr>
+          </w:p>
         </w:tc>
         <w:tc>
           <w:tcPr>
             <w:tcW w:type="dxa" w:w="1728"/>
           </w:tcPr>
-          <w:p/>
+          <w:p>
+            <w:pPr>
+              <w:spacing w:line="360" w:lineRule="auto" w:before="0" w:after="0"/>
+              <w:ind w:firstLine="0"/>
+              <w:jc w:val="both"/>
+            </w:pPr>
+          </w:p>
         </w:tc>
       </w:tr>
       <w:tr>
@@ -806,9 +1239,16 @@
             <w:tcW w:type="dxa" w:w="1728"/>
           </w:tcPr>
           <w:p>
+            <w:pPr>
+              <w:spacing w:line="360" w:lineRule="auto" w:before="0" w:after="0"/>
+              <w:ind w:firstLine="0"/>
+              <w:jc w:val="both"/>
+            </w:pPr>
             <w:r>
               <w:rPr>
-                <w:sz w:val="16"/>
+                <w:rFonts w:ascii="Times New Roman" w:hAnsi="Times New Roman" w:eastAsia="Times New Roman" w:cs="Times New Roman"/>
+                <w:b w:val="0"/>
+                <w:sz w:val="22"/>
               </w:rPr>
               <w:t>HTTP</w:t>
             </w:r>
@@ -819,9 +1259,16 @@
             <w:tcW w:type="dxa" w:w="1728"/>
           </w:tcPr>
           <w:p>
+            <w:pPr>
+              <w:spacing w:line="360" w:lineRule="auto" w:before="0" w:after="0"/>
+              <w:ind w:firstLine="0"/>
+              <w:jc w:val="both"/>
+            </w:pPr>
             <w:r>
               <w:rPr>
-                <w:sz w:val="16"/>
+                <w:rFonts w:ascii="Times New Roman" w:hAnsi="Times New Roman" w:eastAsia="Times New Roman" w:cs="Times New Roman"/>
+                <w:b w:val="0"/>
+                <w:sz w:val="22"/>
               </w:rPr>
               <w:t>curl -I http://10.10.0.10:8080/</w:t>
             </w:r>
@@ -832,9 +1279,16 @@
             <w:tcW w:type="dxa" w:w="1728"/>
           </w:tcPr>
           <w:p>
+            <w:pPr>
+              <w:spacing w:line="360" w:lineRule="auto" w:before="0" w:after="0"/>
+              <w:ind w:firstLine="0"/>
+              <w:jc w:val="both"/>
+            </w:pPr>
             <w:r>
               <w:rPr>
-                <w:sz w:val="16"/>
+                <w:rFonts w:ascii="Times New Roman" w:hAnsi="Times New Roman" w:eastAsia="Times New Roman" w:cs="Times New Roman"/>
+                <w:b w:val="0"/>
+                <w:sz w:val="22"/>
               </w:rPr>
               <w:t>HTTP/1.0 200 OK</w:t>
             </w:r>
@@ -844,13 +1298,25 @@
           <w:tcPr>
             <w:tcW w:type="dxa" w:w="1728"/>
           </w:tcPr>
-          <w:p/>
+          <w:p>
+            <w:pPr>
+              <w:spacing w:line="360" w:lineRule="auto" w:before="0" w:after="0"/>
+              <w:ind w:firstLine="0"/>
+              <w:jc w:val="both"/>
+            </w:pPr>
+          </w:p>
         </w:tc>
         <w:tc>
           <w:tcPr>
             <w:tcW w:type="dxa" w:w="1728"/>
           </w:tcPr>
-          <w:p/>
+          <w:p>
+            <w:pPr>
+              <w:spacing w:line="360" w:lineRule="auto" w:before="0" w:after="0"/>
+              <w:ind w:firstLine="0"/>
+              <w:jc w:val="both"/>
+            </w:pPr>
+          </w:p>
         </w:tc>
       </w:tr>
       <w:tr>
@@ -859,9 +1325,16 @@
             <w:tcW w:type="dxa" w:w="1728"/>
           </w:tcPr>
           <w:p>
+            <w:pPr>
+              <w:spacing w:line="360" w:lineRule="auto" w:before="0" w:after="0"/>
+              <w:ind w:firstLine="0"/>
+              <w:jc w:val="both"/>
+            </w:pPr>
             <w:r>
               <w:rPr>
-                <w:sz w:val="16"/>
+                <w:rFonts w:ascii="Times New Roman" w:hAnsi="Times New Roman" w:eastAsia="Times New Roman" w:cs="Times New Roman"/>
+                <w:b w:val="0"/>
+                <w:sz w:val="22"/>
               </w:rPr>
               <w:t>SSH</w:t>
             </w:r>
@@ -872,9 +1345,16 @@
             <w:tcW w:type="dxa" w:w="1728"/>
           </w:tcPr>
           <w:p>
+            <w:pPr>
+              <w:spacing w:line="360" w:lineRule="auto" w:before="0" w:after="0"/>
+              <w:ind w:firstLine="0"/>
+              <w:jc w:val="both"/>
+            </w:pPr>
             <w:r>
               <w:rPr>
-                <w:sz w:val="16"/>
+                <w:rFonts w:ascii="Times New Roman" w:hAnsi="Times New Roman" w:eastAsia="Times New Roman" w:cs="Times New Roman"/>
+                <w:b w:val="0"/>
+                <w:sz w:val="22"/>
               </w:rPr>
               <w:t>ssh student@10.10.0.10</w:t>
             </w:r>
@@ -885,9 +1365,16 @@
             <w:tcW w:type="dxa" w:w="1728"/>
           </w:tcPr>
           <w:p>
+            <w:pPr>
+              <w:spacing w:line="360" w:lineRule="auto" w:before="0" w:after="0"/>
+              <w:ind w:firstLine="0"/>
+              <w:jc w:val="both"/>
+            </w:pPr>
             <w:r>
               <w:rPr>
-                <w:sz w:val="16"/>
+                <w:rFonts w:ascii="Times New Roman" w:hAnsi="Times New Roman" w:eastAsia="Times New Roman" w:cs="Times New Roman"/>
+                <w:b w:val="0"/>
+                <w:sz w:val="22"/>
               </w:rPr>
               <w:t>вход по паролю</w:t>
             </w:r>
@@ -897,13 +1384,25 @@
           <w:tcPr>
             <w:tcW w:type="dxa" w:w="1728"/>
           </w:tcPr>
-          <w:p/>
+          <w:p>
+            <w:pPr>
+              <w:spacing w:line="360" w:lineRule="auto" w:before="0" w:after="0"/>
+              <w:ind w:firstLine="0"/>
+              <w:jc w:val="both"/>
+            </w:pPr>
+          </w:p>
         </w:tc>
         <w:tc>
           <w:tcPr>
             <w:tcW w:type="dxa" w:w="1728"/>
           </w:tcPr>
-          <w:p/>
+          <w:p>
+            <w:pPr>
+              <w:spacing w:line="360" w:lineRule="auto" w:before="0" w:after="0"/>
+              <w:ind w:firstLine="0"/>
+              <w:jc w:val="both"/>
+            </w:pPr>
+          </w:p>
         </w:tc>
       </w:tr>
       <w:tr>
@@ -912,9 +1411,16 @@
             <w:tcW w:type="dxa" w:w="1728"/>
           </w:tcPr>
           <w:p>
+            <w:pPr>
+              <w:spacing w:line="360" w:lineRule="auto" w:before="0" w:after="0"/>
+              <w:ind w:firstLine="0"/>
+              <w:jc w:val="both"/>
+            </w:pPr>
             <w:r>
               <w:rPr>
-                <w:sz w:val="16"/>
+                <w:rFonts w:ascii="Times New Roman" w:hAnsi="Times New Roman" w:eastAsia="Times New Roman" w:cs="Times New Roman"/>
+                <w:b w:val="0"/>
+                <w:sz w:val="22"/>
               </w:rPr>
               <w:t>Firewall</w:t>
             </w:r>
@@ -925,9 +1431,16 @@
             <w:tcW w:type="dxa" w:w="1728"/>
           </w:tcPr>
           <w:p>
+            <w:pPr>
+              <w:spacing w:line="360" w:lineRule="auto" w:before="0" w:after="0"/>
+              <w:ind w:firstLine="0"/>
+              <w:jc w:val="both"/>
+            </w:pPr>
             <w:r>
               <w:rPr>
-                <w:sz w:val="16"/>
+                <w:rFonts w:ascii="Times New Roman" w:hAnsi="Times New Roman" w:eastAsia="Times New Roman" w:cs="Times New Roman"/>
+                <w:b w:val="0"/>
+                <w:sz w:val="22"/>
               </w:rPr>
               <w:t>sudo ufw status</w:t>
             </w:r>
@@ -938,9 +1451,16 @@
             <w:tcW w:type="dxa" w:w="1728"/>
           </w:tcPr>
           <w:p>
+            <w:pPr>
+              <w:spacing w:line="360" w:lineRule="auto" w:before="0" w:after="0"/>
+              <w:ind w:firstLine="0"/>
+              <w:jc w:val="both"/>
+            </w:pPr>
             <w:r>
               <w:rPr>
-                <w:sz w:val="16"/>
+                <w:rFonts w:ascii="Times New Roman" w:hAnsi="Times New Roman" w:eastAsia="Times New Roman" w:cs="Times New Roman"/>
+                <w:b w:val="0"/>
+                <w:sz w:val="22"/>
               </w:rPr>
               <w:t>разрешён TCP 8080 из 10.10.0.0/24</w:t>
             </w:r>
@@ -950,13 +1470,25 @@
           <w:tcPr>
             <w:tcW w:type="dxa" w:w="1728"/>
           </w:tcPr>
-          <w:p/>
+          <w:p>
+            <w:pPr>
+              <w:spacing w:line="360" w:lineRule="auto" w:before="0" w:after="0"/>
+              <w:ind w:firstLine="0"/>
+              <w:jc w:val="both"/>
+            </w:pPr>
+          </w:p>
         </w:tc>
         <w:tc>
           <w:tcPr>
             <w:tcW w:type="dxa" w:w="1728"/>
           </w:tcPr>
-          <w:p/>
+          <w:p>
+            <w:pPr>
+              <w:spacing w:line="360" w:lineRule="auto" w:before="0" w:after="0"/>
+              <w:ind w:firstLine="0"/>
+              <w:jc w:val="both"/>
+            </w:pPr>
+          </w:p>
         </w:tc>
       </w:tr>
       <w:tr>
@@ -965,9 +1497,16 @@
             <w:tcW w:type="dxa" w:w="1728"/>
           </w:tcPr>
           <w:p>
+            <w:pPr>
+              <w:spacing w:line="360" w:lineRule="auto" w:before="0" w:after="0"/>
+              <w:ind w:firstLine="0"/>
+              <w:jc w:val="both"/>
+            </w:pPr>
             <w:r>
               <w:rPr>
-                <w:sz w:val="16"/>
+                <w:rFonts w:ascii="Times New Roman" w:hAnsi="Times New Roman" w:eastAsia="Times New Roman" w:cs="Times New Roman"/>
+                <w:b w:val="0"/>
+                <w:sz w:val="22"/>
               </w:rPr>
               <w:t>Внешний сайт</w:t>
             </w:r>
@@ -978,9 +1517,16 @@
             <w:tcW w:type="dxa" w:w="1728"/>
           </w:tcPr>
           <w:p>
+            <w:pPr>
+              <w:spacing w:line="360" w:lineRule="auto" w:before="0" w:after="0"/>
+              <w:ind w:firstLine="0"/>
+              <w:jc w:val="both"/>
+            </w:pPr>
             <w:r>
               <w:rPr>
-                <w:sz w:val="16"/>
+                <w:rFonts w:ascii="Times New Roman" w:hAnsi="Times New Roman" w:eastAsia="Times New Roman" w:cs="Times New Roman"/>
+                <w:b w:val="0"/>
+                <w:sz w:val="22"/>
               </w:rPr>
               <w:t>curl -I https://example.com</w:t>
             </w:r>
@@ -991,9 +1537,16 @@
             <w:tcW w:type="dxa" w:w="1728"/>
           </w:tcPr>
           <w:p>
+            <w:pPr>
+              <w:spacing w:line="360" w:lineRule="auto" w:before="0" w:after="0"/>
+              <w:ind w:firstLine="0"/>
+              <w:jc w:val="both"/>
+            </w:pPr>
             <w:r>
               <w:rPr>
-                <w:sz w:val="16"/>
+                <w:rFonts w:ascii="Times New Roman" w:hAnsi="Times New Roman" w:eastAsia="Times New Roman" w:cs="Times New Roman"/>
+                <w:b w:val="0"/>
+                <w:sz w:val="22"/>
               </w:rPr>
               <w:t>HTTP 200 через NAT</w:t>
             </w:r>
@@ -1003,22 +1556,40 @@
           <w:tcPr>
             <w:tcW w:type="dxa" w:w="1728"/>
           </w:tcPr>
-          <w:p/>
+          <w:p>
+            <w:pPr>
+              <w:spacing w:line="360" w:lineRule="auto" w:before="0" w:after="0"/>
+              <w:ind w:firstLine="0"/>
+              <w:jc w:val="both"/>
+            </w:pPr>
+          </w:p>
         </w:tc>
         <w:tc>
           <w:tcPr>
             <w:tcW w:type="dxa" w:w="1728"/>
           </w:tcPr>
-          <w:p/>
+          <w:p>
+            <w:pPr>
+              <w:spacing w:line="360" w:lineRule="auto" w:before="0" w:after="0"/>
+              <w:ind w:firstLine="0"/>
+              <w:jc w:val="both"/>
+            </w:pPr>
+          </w:p>
         </w:tc>
       </w:tr>
     </w:tbl>
     <w:p/>
     <w:p>
+      <w:pPr>
+        <w:spacing w:line="360" w:lineRule="auto" w:before="0" w:after="0"/>
+        <w:ind w:firstLine="709"/>
+        <w:jc w:val="both"/>
+      </w:pPr>
       <w:r>
         <w:rPr>
+          <w:rFonts w:ascii="Times New Roman" w:hAnsi="Times New Roman" w:eastAsia="Times New Roman" w:cs="Times New Roman"/>
           <w:b/>
-          <w:sz w:val="24"/>
+          <w:sz w:val="28"/>
         </w:rPr>
         <w:t>Неисправности и исправления</w:t>
       </w:r>
@@ -1027,6 +1598,7 @@
       <w:tblPr>
         <w:tblStyle w:val="TableGrid"/>
         <w:tblW w:type="auto" w:w="0"/>
+        <w:tblLayout w:type="autofit"/>
         <w:tblLook w:firstColumn="1" w:firstRow="1" w:lastColumn="0" w:lastRow="0" w:noHBand="0" w:noVBand="1" w:val="04A0"/>
       </w:tblPr>
       <w:tblGrid>
@@ -1041,9 +1613,16 @@
             <w:tcW w:type="dxa" w:w="2160"/>
           </w:tcPr>
           <w:p>
+            <w:pPr>
+              <w:spacing w:line="360" w:lineRule="auto" w:before="0" w:after="0"/>
+              <w:ind w:firstLine="0"/>
+              <w:jc w:val="center"/>
+            </w:pPr>
             <w:r>
               <w:rPr>
-                <w:sz w:val="16"/>
+                <w:rFonts w:ascii="Times New Roman" w:hAnsi="Times New Roman" w:eastAsia="Times New Roman" w:cs="Times New Roman"/>
+                <w:b/>
+                <w:sz w:val="22"/>
               </w:rPr>
               <w:t>Неисправность</w:t>
             </w:r>
@@ -1054,9 +1633,16 @@
             <w:tcW w:type="dxa" w:w="2160"/>
           </w:tcPr>
           <w:p>
+            <w:pPr>
+              <w:spacing w:line="360" w:lineRule="auto" w:before="0" w:after="0"/>
+              <w:ind w:firstLine="0"/>
+              <w:jc w:val="center"/>
+            </w:pPr>
             <w:r>
               <w:rPr>
-                <w:sz w:val="16"/>
+                <w:rFonts w:ascii="Times New Roman" w:hAnsi="Times New Roman" w:eastAsia="Times New Roman" w:cs="Times New Roman"/>
+                <w:b/>
+                <w:sz w:val="22"/>
               </w:rPr>
               <w:t>Признак</w:t>
             </w:r>
@@ -1067,9 +1653,16 @@
             <w:tcW w:type="dxa" w:w="2160"/>
           </w:tcPr>
           <w:p>
+            <w:pPr>
+              <w:spacing w:line="360" w:lineRule="auto" w:before="0" w:after="0"/>
+              <w:ind w:firstLine="0"/>
+              <w:jc w:val="center"/>
+            </w:pPr>
             <w:r>
               <w:rPr>
-                <w:sz w:val="16"/>
+                <w:rFonts w:ascii="Times New Roman" w:hAnsi="Times New Roman" w:eastAsia="Times New Roman" w:cs="Times New Roman"/>
+                <w:b/>
+                <w:sz w:val="22"/>
               </w:rPr>
               <w:t>Проверка</w:t>
             </w:r>
@@ -1080,9 +1673,16 @@
             <w:tcW w:type="dxa" w:w="2160"/>
           </w:tcPr>
           <w:p>
+            <w:pPr>
+              <w:spacing w:line="360" w:lineRule="auto" w:before="0" w:after="0"/>
+              <w:ind w:firstLine="0"/>
+              <w:jc w:val="center"/>
+            </w:pPr>
             <w:r>
               <w:rPr>
-                <w:sz w:val="16"/>
+                <w:rFonts w:ascii="Times New Roman" w:hAnsi="Times New Roman" w:eastAsia="Times New Roman" w:cs="Times New Roman"/>
+                <w:b/>
+                <w:sz w:val="22"/>
               </w:rPr>
               <w:t>Исправление</w:t>
             </w:r>
@@ -1095,9 +1695,16 @@
             <w:tcW w:type="dxa" w:w="2160"/>
           </w:tcPr>
           <w:p>
+            <w:pPr>
+              <w:spacing w:line="360" w:lineRule="auto" w:before="0" w:after="0"/>
+              <w:ind w:firstLine="0"/>
+              <w:jc w:val="both"/>
+            </w:pPr>
             <w:r>
               <w:rPr>
-                <w:sz w:val="16"/>
+                <w:rFonts w:ascii="Times New Roman" w:hAnsi="Times New Roman" w:eastAsia="Times New Roman" w:cs="Times New Roman"/>
+                <w:b w:val="0"/>
+                <w:sz w:val="22"/>
               </w:rPr>
               <w:t>Неверная подсеть</w:t>
             </w:r>
@@ -1108,9 +1715,16 @@
             <w:tcW w:type="dxa" w:w="2160"/>
           </w:tcPr>
           <w:p>
+            <w:pPr>
+              <w:spacing w:line="360" w:lineRule="auto" w:before="0" w:after="0"/>
+              <w:ind w:firstLine="0"/>
+              <w:jc w:val="both"/>
+            </w:pPr>
             <w:r>
               <w:rPr>
-                <w:sz w:val="16"/>
+                <w:rFonts w:ascii="Times New Roman" w:hAnsi="Times New Roman" w:eastAsia="Times New Roman" w:cs="Times New Roman"/>
+                <w:b w:val="0"/>
+                <w:sz w:val="22"/>
               </w:rPr>
               <w:t>ping не проходит</w:t>
             </w:r>
@@ -1121,9 +1735,16 @@
             <w:tcW w:type="dxa" w:w="2160"/>
           </w:tcPr>
           <w:p>
+            <w:pPr>
+              <w:spacing w:line="360" w:lineRule="auto" w:before="0" w:after="0"/>
+              <w:ind w:firstLine="0"/>
+              <w:jc w:val="both"/>
+            </w:pPr>
             <w:r>
               <w:rPr>
-                <w:sz w:val="16"/>
+                <w:rFonts w:ascii="Times New Roman" w:hAnsi="Times New Roman" w:eastAsia="Times New Roman" w:cs="Times New Roman"/>
+                <w:b w:val="0"/>
+                <w:sz w:val="22"/>
               </w:rPr>
               <w:t>ip -br a</w:t>
             </w:r>
@@ -1134,9 +1755,16 @@
             <w:tcW w:type="dxa" w:w="2160"/>
           </w:tcPr>
           <w:p>
+            <w:pPr>
+              <w:spacing w:line="360" w:lineRule="auto" w:before="0" w:after="0"/>
+              <w:ind w:firstLine="0"/>
+              <w:jc w:val="both"/>
+            </w:pPr>
             <w:r>
               <w:rPr>
-                <w:sz w:val="16"/>
+                <w:rFonts w:ascii="Times New Roman" w:hAnsi="Times New Roman" w:eastAsia="Times New Roman" w:cs="Times New Roman"/>
+                <w:b w:val="0"/>
+                <w:sz w:val="22"/>
               </w:rPr>
               <w:t>вернуть 10.10.0.20/24</w:t>
             </w:r>
@@ -1149,9 +1777,16 @@
             <w:tcW w:type="dxa" w:w="2160"/>
           </w:tcPr>
           <w:p>
+            <w:pPr>
+              <w:spacing w:line="360" w:lineRule="auto" w:before="0" w:after="0"/>
+              <w:ind w:firstLine="0"/>
+              <w:jc w:val="both"/>
+            </w:pPr>
             <w:r>
               <w:rPr>
-                <w:sz w:val="16"/>
+                <w:rFonts w:ascii="Times New Roman" w:hAnsi="Times New Roman" w:eastAsia="Times New Roman" w:cs="Times New Roman"/>
+                <w:b w:val="0"/>
+                <w:sz w:val="22"/>
               </w:rPr>
               <w:t>Служба на 127.0.0.1</w:t>
             </w:r>
@@ -1162,9 +1797,16 @@
             <w:tcW w:type="dxa" w:w="2160"/>
           </w:tcPr>
           <w:p>
+            <w:pPr>
+              <w:spacing w:line="360" w:lineRule="auto" w:before="0" w:after="0"/>
+              <w:ind w:firstLine="0"/>
+              <w:jc w:val="both"/>
+            </w:pPr>
             <w:r>
               <w:rPr>
-                <w:sz w:val="16"/>
+                <w:rFonts w:ascii="Times New Roman" w:hAnsi="Times New Roman" w:eastAsia="Times New Roman" w:cs="Times New Roman"/>
+                <w:b w:val="0"/>
+                <w:sz w:val="22"/>
               </w:rPr>
               <w:t>connection refused</w:t>
             </w:r>
@@ -1175,9 +1817,16 @@
             <w:tcW w:type="dxa" w:w="2160"/>
           </w:tcPr>
           <w:p>
+            <w:pPr>
+              <w:spacing w:line="360" w:lineRule="auto" w:before="0" w:after="0"/>
+              <w:ind w:firstLine="0"/>
+              <w:jc w:val="both"/>
+            </w:pPr>
             <w:r>
               <w:rPr>
-                <w:sz w:val="16"/>
+                <w:rFonts w:ascii="Times New Roman" w:hAnsi="Times New Roman" w:eastAsia="Times New Roman" w:cs="Times New Roman"/>
+                <w:b w:val="0"/>
+                <w:sz w:val="22"/>
               </w:rPr>
               <w:t>ss -tlnp</w:t>
             </w:r>
@@ -1188,9 +1837,16 @@
             <w:tcW w:type="dxa" w:w="2160"/>
           </w:tcPr>
           <w:p>
+            <w:pPr>
+              <w:spacing w:line="360" w:lineRule="auto" w:before="0" w:after="0"/>
+              <w:ind w:firstLine="0"/>
+              <w:jc w:val="both"/>
+            </w:pPr>
             <w:r>
               <w:rPr>
-                <w:sz w:val="16"/>
+                <w:rFonts w:ascii="Times New Roman" w:hAnsi="Times New Roman" w:eastAsia="Times New Roman" w:cs="Times New Roman"/>
+                <w:b w:val="0"/>
+                <w:sz w:val="22"/>
               </w:rPr>
               <w:t>слушать 10.10.0.10</w:t>
             </w:r>
@@ -1203,9 +1859,16 @@
             <w:tcW w:type="dxa" w:w="2160"/>
           </w:tcPr>
           <w:p>
+            <w:pPr>
+              <w:spacing w:line="360" w:lineRule="auto" w:before="0" w:after="0"/>
+              <w:ind w:firstLine="0"/>
+              <w:jc w:val="both"/>
+            </w:pPr>
             <w:r>
               <w:rPr>
-                <w:sz w:val="16"/>
+                <w:rFonts w:ascii="Times New Roman" w:hAnsi="Times New Roman" w:eastAsia="Times New Roman" w:cs="Times New Roman"/>
+                <w:b w:val="0"/>
+                <w:sz w:val="22"/>
               </w:rPr>
               <w:t>Закрыт порт</w:t>
             </w:r>
@@ -1216,9 +1879,16 @@
             <w:tcW w:type="dxa" w:w="2160"/>
           </w:tcPr>
           <w:p>
+            <w:pPr>
+              <w:spacing w:line="360" w:lineRule="auto" w:before="0" w:after="0"/>
+              <w:ind w:firstLine="0"/>
+              <w:jc w:val="both"/>
+            </w:pPr>
             <w:r>
               <w:rPr>
-                <w:sz w:val="16"/>
+                <w:rFonts w:ascii="Times New Roman" w:hAnsi="Times New Roman" w:eastAsia="Times New Roman" w:cs="Times New Roman"/>
+                <w:b w:val="0"/>
+                <w:sz w:val="22"/>
               </w:rPr>
               <w:t>curl зависает</w:t>
             </w:r>
@@ -1229,9 +1899,16 @@
             <w:tcW w:type="dxa" w:w="2160"/>
           </w:tcPr>
           <w:p>
+            <w:pPr>
+              <w:spacing w:line="360" w:lineRule="auto" w:before="0" w:after="0"/>
+              <w:ind w:firstLine="0"/>
+              <w:jc w:val="both"/>
+            </w:pPr>
             <w:r>
               <w:rPr>
-                <w:sz w:val="16"/>
+                <w:rFonts w:ascii="Times New Roman" w:hAnsi="Times New Roman" w:eastAsia="Times New Roman" w:cs="Times New Roman"/>
+                <w:b w:val="0"/>
+                <w:sz w:val="22"/>
               </w:rPr>
               <w:t>sudo ufw status</w:t>
             </w:r>
@@ -1242,9 +1919,16 @@
             <w:tcW w:type="dxa" w:w="2160"/>
           </w:tcPr>
           <w:p>
+            <w:pPr>
+              <w:spacing w:line="360" w:lineRule="auto" w:before="0" w:after="0"/>
+              <w:ind w:firstLine="0"/>
+              <w:jc w:val="both"/>
+            </w:pPr>
             <w:r>
               <w:rPr>
-                <w:sz w:val="16"/>
+                <w:rFonts w:ascii="Times New Roman" w:hAnsi="Times New Roman" w:eastAsia="Times New Roman" w:cs="Times New Roman"/>
+                <w:b w:val="0"/>
+                <w:sz w:val="22"/>
               </w:rPr>
               <w:t>разрешить 8080</w:t>
             </w:r>
@@ -1257,9 +1941,16 @@
             <w:tcW w:type="dxa" w:w="2160"/>
           </w:tcPr>
           <w:p>
+            <w:pPr>
+              <w:spacing w:line="360" w:lineRule="auto" w:before="0" w:after="0"/>
+              <w:ind w:firstLine="0"/>
+              <w:jc w:val="both"/>
+            </w:pPr>
             <w:r>
               <w:rPr>
-                <w:sz w:val="16"/>
+                <w:rFonts w:ascii="Times New Roman" w:hAnsi="Times New Roman" w:eastAsia="Times New Roman" w:cs="Times New Roman"/>
+                <w:b w:val="0"/>
+                <w:sz w:val="22"/>
               </w:rPr>
               <w:t>Нет default route</w:t>
             </w:r>
@@ -1270,9 +1961,16 @@
             <w:tcW w:type="dxa" w:w="2160"/>
           </w:tcPr>
           <w:p>
+            <w:pPr>
+              <w:spacing w:line="360" w:lineRule="auto" w:before="0" w:after="0"/>
+              <w:ind w:firstLine="0"/>
+              <w:jc w:val="both"/>
+            </w:pPr>
             <w:r>
               <w:rPr>
-                <w:sz w:val="16"/>
+                <w:rFonts w:ascii="Times New Roman" w:hAnsi="Times New Roman" w:eastAsia="Times New Roman" w:cs="Times New Roman"/>
+                <w:b w:val="0"/>
+                <w:sz w:val="22"/>
               </w:rPr>
               <w:t>нет выхода в интернет</w:t>
             </w:r>
@@ -1283,9 +1981,16 @@
             <w:tcW w:type="dxa" w:w="2160"/>
           </w:tcPr>
           <w:p>
+            <w:pPr>
+              <w:spacing w:line="360" w:lineRule="auto" w:before="0" w:after="0"/>
+              <w:ind w:firstLine="0"/>
+              <w:jc w:val="both"/>
+            </w:pPr>
             <w:r>
               <w:rPr>
-                <w:sz w:val="16"/>
+                <w:rFonts w:ascii="Times New Roman" w:hAnsi="Times New Roman" w:eastAsia="Times New Roman" w:cs="Times New Roman"/>
+                <w:b w:val="0"/>
+                <w:sz w:val="22"/>
               </w:rPr>
               <w:t>ip route</w:t>
             </w:r>
@@ -1296,9 +2001,16 @@
             <w:tcW w:type="dxa" w:w="2160"/>
           </w:tcPr>
           <w:p>
+            <w:pPr>
+              <w:spacing w:line="360" w:lineRule="auto" w:before="0" w:after="0"/>
+              <w:ind w:firstLine="0"/>
+              <w:jc w:val="both"/>
+            </w:pPr>
             <w:r>
               <w:rPr>
-                <w:sz w:val="16"/>
+                <w:rFonts w:ascii="Times New Roman" w:hAnsi="Times New Roman" w:eastAsia="Times New Roman" w:cs="Times New Roman"/>
+                <w:b w:val="0"/>
+                <w:sz w:val="22"/>
               </w:rPr>
               <w:t>вернуть NAT-маршрут</w:t>
             </w:r>
@@ -1311,9 +2023,16 @@
             <w:tcW w:type="dxa" w:w="2160"/>
           </w:tcPr>
           <w:p>
+            <w:pPr>
+              <w:spacing w:line="360" w:lineRule="auto" w:before="0" w:after="0"/>
+              <w:ind w:firstLine="0"/>
+              <w:jc w:val="both"/>
+            </w:pPr>
             <w:r>
               <w:rPr>
-                <w:sz w:val="16"/>
+                <w:rFonts w:ascii="Times New Roman" w:hAnsi="Times New Roman" w:eastAsia="Times New Roman" w:cs="Times New Roman"/>
+                <w:b w:val="0"/>
+                <w:sz w:val="22"/>
               </w:rPr>
               <w:t>Неверный DNS</w:t>
             </w:r>
@@ -1324,9 +2043,16 @@
             <w:tcW w:type="dxa" w:w="2160"/>
           </w:tcPr>
           <w:p>
+            <w:pPr>
+              <w:spacing w:line="360" w:lineRule="auto" w:before="0" w:after="0"/>
+              <w:ind w:firstLine="0"/>
+              <w:jc w:val="both"/>
+            </w:pPr>
             <w:r>
               <w:rPr>
-                <w:sz w:val="16"/>
+                <w:rFonts w:ascii="Times New Roman" w:hAnsi="Times New Roman" w:eastAsia="Times New Roman" w:cs="Times New Roman"/>
+                <w:b w:val="0"/>
+                <w:sz w:val="22"/>
               </w:rPr>
               <w:t>имя не разрешается</w:t>
             </w:r>
@@ -1337,9 +2063,16 @@
             <w:tcW w:type="dxa" w:w="2160"/>
           </w:tcPr>
           <w:p>
+            <w:pPr>
+              <w:spacing w:line="360" w:lineRule="auto" w:before="0" w:after="0"/>
+              <w:ind w:firstLine="0"/>
+              <w:jc w:val="both"/>
+            </w:pPr>
             <w:r>
               <w:rPr>
-                <w:sz w:val="16"/>
+                <w:rFonts w:ascii="Times New Roman" w:hAnsi="Times New Roman" w:eastAsia="Times New Roman" w:cs="Times New Roman"/>
+                <w:b w:val="0"/>
+                <w:sz w:val="22"/>
               </w:rPr>
               <w:t>getent hosts example.com</w:t>
             </w:r>
@@ -1350,9 +2083,16 @@
             <w:tcW w:type="dxa" w:w="2160"/>
           </w:tcPr>
           <w:p>
+            <w:pPr>
+              <w:spacing w:line="360" w:lineRule="auto" w:before="0" w:after="0"/>
+              <w:ind w:firstLine="0"/>
+              <w:jc w:val="both"/>
+            </w:pPr>
             <w:r>
               <w:rPr>
-                <w:sz w:val="16"/>
+                <w:rFonts w:ascii="Times New Roman" w:hAnsi="Times New Roman" w:eastAsia="Times New Roman" w:cs="Times New Roman"/>
+                <w:b w:val="0"/>
+                <w:sz w:val="22"/>
               </w:rPr>
               <w:t>вернуть DNS NAT</w:t>
             </w:r>
@@ -1362,22 +2102,31 @@
     </w:tbl>
     <w:p/>
     <w:p>
+      <w:pPr>
+        <w:spacing w:line="360" w:lineRule="auto" w:before="0" w:after="0"/>
+        <w:ind w:firstLine="709"/>
+        <w:jc w:val="both"/>
+      </w:pPr>
       <w:r>
         <w:rPr>
+          <w:rFonts w:ascii="Times New Roman" w:hAnsi="Times New Roman" w:eastAsia="Times New Roman" w:cs="Times New Roman"/>
           <w:b/>
-          <w:sz w:val="24"/>
+          <w:sz w:val="28"/>
         </w:rPr>
         <w:t>Скриншоты выполнения работы</w:t>
       </w:r>
     </w:p>
     <w:p>
       <w:pPr>
+        <w:spacing w:line="360" w:lineRule="auto" w:before="0" w:after="0"/>
+        <w:ind w:firstLine="0"/>
         <w:jc w:val="center"/>
       </w:pPr>
       <w:r>
         <w:rPr>
+          <w:rFonts w:ascii="Times New Roman" w:hAnsi="Times New Roman" w:eastAsia="Times New Roman" w:cs="Times New Roman"/>
           <w:i/>
-          <w:sz w:val="22"/>
+          <w:sz w:val="28"/>
         </w:rPr>
         <w:t>[ Место для скриншота: Настройки двух адаптеров в VirtualBox ]</w:t>
       </w:r>
@@ -1385,12 +2134,15 @@
     <w:p/>
     <w:p>
       <w:pPr>
+        <w:spacing w:line="360" w:lineRule="auto" w:before="0" w:after="0"/>
+        <w:ind w:firstLine="0"/>
         <w:jc w:val="center"/>
       </w:pPr>
       <w:r>
         <w:rPr>
+          <w:rFonts w:ascii="Times New Roman" w:hAnsi="Times New Roman" w:eastAsia="Times New Roman" w:cs="Times New Roman"/>
           <w:i/>
-          <w:sz w:val="22"/>
+          <w:sz w:val="28"/>
         </w:rPr>
         <w:t>[ Место для скриншота: Вывод ip -br a на сервере и клиенте ]</w:t>
       </w:r>
@@ -1398,12 +2150,15 @@
     <w:p/>
     <w:p>
       <w:pPr>
+        <w:spacing w:line="360" w:lineRule="auto" w:before="0" w:after="0"/>
+        <w:ind w:firstLine="0"/>
         <w:jc w:val="center"/>
       </w:pPr>
       <w:r>
         <w:rPr>
+          <w:rFonts w:ascii="Times New Roman" w:hAnsi="Times New Roman" w:eastAsia="Times New Roman" w:cs="Times New Roman"/>
           <w:i/>
-          <w:sz w:val="22"/>
+          <w:sz w:val="28"/>
         </w:rPr>
         <w:t>[ Место для скриншота: Успешный curl с клиента ]</w:t>
       </w:r>
@@ -1411,12 +2166,15 @@
     <w:p/>
     <w:p>
       <w:pPr>
+        <w:spacing w:line="360" w:lineRule="auto" w:before="0" w:after="0"/>
+        <w:ind w:firstLine="0"/>
         <w:jc w:val="center"/>
       </w:pPr>
       <w:r>
         <w:rPr>
+          <w:rFonts w:ascii="Times New Roman" w:hAnsi="Times New Roman" w:eastAsia="Times New Roman" w:cs="Times New Roman"/>
           <w:i/>
-          <w:sz w:val="22"/>
+          <w:sz w:val="28"/>
         </w:rPr>
         <w:t>[ Место для скриншота: Вывод ss -tlnp ]</w:t>
       </w:r>
@@ -1424,93 +2182,147 @@
     <w:p/>
     <w:p>
       <w:pPr>
+        <w:spacing w:line="360" w:lineRule="auto" w:before="0" w:after="0"/>
+        <w:ind w:firstLine="0"/>
         <w:jc w:val="center"/>
       </w:pPr>
       <w:r>
         <w:rPr>
+          <w:rFonts w:ascii="Times New Roman" w:hAnsi="Times New Roman" w:eastAsia="Times New Roman" w:cs="Times New Roman"/>
           <w:i/>
-          <w:sz w:val="22"/>
+          <w:sz w:val="28"/>
         </w:rPr>
         <w:t>[ Место для скриншота: Исправленная неисправность ]</w:t>
       </w:r>
     </w:p>
     <w:p/>
     <w:p>
+      <w:pPr>
+        <w:pStyle w:val="Heading1"/>
+        <w:keepNext/>
+        <w:keepLines/>
+        <w:spacing w:line="240" w:lineRule="auto" w:before="240" w:after="0"/>
+        <w:ind w:firstLine="0" w:left="0"/>
+        <w:jc w:val="both"/>
+      </w:pPr>
       <w:r>
         <w:rPr>
-          <w:b/>
-          <w:sz w:val="24"/>
+          <w:rFonts w:ascii="Times New Roman" w:hAnsi="Times New Roman" w:eastAsia="Times New Roman" w:cs="Times New Roman"/>
+          <w:b w:val="0"/>
+          <w:sz w:val="28"/>
         </w:rPr>
         <w:t>Вывод</w:t>
       </w:r>
     </w:p>
     <w:p>
+      <w:pPr>
+        <w:spacing w:line="360" w:lineRule="auto" w:before="0" w:after="0"/>
+        <w:ind w:firstLine="709"/>
+        <w:jc w:val="both"/>
+      </w:pPr>
       <w:r>
         <w:rPr>
+          <w:rFonts w:ascii="Times New Roman" w:hAnsi="Times New Roman" w:eastAsia="Times New Roman" w:cs="Times New Roman"/>
           <w:b w:val="0"/>
-          <w:sz w:val="24"/>
+          <w:sz w:val="28"/>
         </w:rPr>
         <w:t>Какая неисправность была самой трудной? Как вы отличили ошибку маршрута от ошибки firewall? Почему внутренняя сеть не должна иметь свой шлюз?</w:t>
       </w:r>
     </w:p>
     <w:p>
+      <w:pPr>
+        <w:spacing w:line="360" w:lineRule="auto" w:before="0" w:after="0"/>
+        <w:ind w:firstLine="709"/>
+        <w:jc w:val="both"/>
+      </w:pPr>
       <w:r>
         <w:rPr>
+          <w:rFonts w:ascii="Times New Roman" w:hAnsi="Times New Roman" w:eastAsia="Times New Roman" w:cs="Times New Roman"/>
           <w:b w:val="0"/>
-          <w:sz w:val="24"/>
+          <w:sz w:val="28"/>
         </w:rPr>
         <w:t>________________________________________________________________________</w:t>
       </w:r>
     </w:p>
     <w:p>
+      <w:pPr>
+        <w:spacing w:line="360" w:lineRule="auto" w:before="0" w:after="0"/>
+        <w:ind w:firstLine="709"/>
+        <w:jc w:val="both"/>
+      </w:pPr>
       <w:r>
         <w:rPr>
+          <w:rFonts w:ascii="Times New Roman" w:hAnsi="Times New Roman" w:eastAsia="Times New Roman" w:cs="Times New Roman"/>
           <w:b w:val="0"/>
-          <w:sz w:val="24"/>
+          <w:sz w:val="28"/>
         </w:rPr>
         <w:t>________________________________________________________________________</w:t>
       </w:r>
     </w:p>
     <w:p>
+      <w:pPr>
+        <w:spacing w:line="360" w:lineRule="auto" w:before="0" w:after="0"/>
+        <w:ind w:firstLine="709"/>
+        <w:jc w:val="both"/>
+      </w:pPr>
       <w:r>
         <w:rPr>
+          <w:rFonts w:ascii="Times New Roman" w:hAnsi="Times New Roman" w:eastAsia="Times New Roman" w:cs="Times New Roman"/>
           <w:b w:val="0"/>
-          <w:sz w:val="24"/>
+          <w:sz w:val="28"/>
         </w:rPr>
         <w:t>________________________________________________________________________</w:t>
       </w:r>
     </w:p>
     <w:p>
+      <w:pPr>
+        <w:spacing w:line="360" w:lineRule="auto" w:before="0" w:after="0"/>
+        <w:ind w:firstLine="709"/>
+        <w:jc w:val="both"/>
+      </w:pPr>
       <w:r>
         <w:rPr>
+          <w:rFonts w:ascii="Times New Roman" w:hAnsi="Times New Roman" w:eastAsia="Times New Roman" w:cs="Times New Roman"/>
           <w:b w:val="0"/>
-          <w:sz w:val="24"/>
+          <w:sz w:val="28"/>
         </w:rPr>
         <w:t>________________________________________________________________________</w:t>
       </w:r>
     </w:p>
     <w:p>
+      <w:pPr>
+        <w:spacing w:line="360" w:lineRule="auto" w:before="0" w:after="0"/>
+        <w:ind w:firstLine="709"/>
+        <w:jc w:val="both"/>
+      </w:pPr>
       <w:r>
         <w:rPr>
+          <w:rFonts w:ascii="Times New Roman" w:hAnsi="Times New Roman" w:eastAsia="Times New Roman" w:cs="Times New Roman"/>
           <w:b w:val="0"/>
-          <w:sz w:val="24"/>
+          <w:sz w:val="28"/>
         </w:rPr>
         <w:t>________________________________________________________________________</w:t>
       </w:r>
     </w:p>
     <w:p>
+      <w:pPr>
+        <w:spacing w:line="360" w:lineRule="auto" w:before="0" w:after="0"/>
+        <w:ind w:firstLine="709"/>
+        <w:jc w:val="both"/>
+      </w:pPr>
       <w:r>
         <w:rPr>
+          <w:rFonts w:ascii="Times New Roman" w:hAnsi="Times New Roman" w:eastAsia="Times New Roman" w:cs="Times New Roman"/>
           <w:b w:val="0"/>
-          <w:sz w:val="24"/>
+          <w:sz w:val="28"/>
         </w:rPr>
         <w:t>________________________________________________________________________</w:t>
       </w:r>
     </w:p>
     <w:p/>
     <w:sectPr>
-      <w:pgSz w:w="12240" w:h="15840"/>
-      <w:pgMar w:top="1440" w:right="1800" w:bottom="1440" w:left="1800" w:header="720" w:footer="720" w:gutter="0"/>
+      <w:pgSz w:w="11906" w:h="16838"/>
+      <w:pgMar w:top="1134" w:right="850" w:bottom="1134" w:left="1701" w:header="720" w:footer="720" w:gutter="0"/>
       <w:cols w:space="720"/>
       <w:docGrid w:linePitch="360"/>
     </w:sectPr>
@@ -1881,9 +2693,14 @@
     <w:name w:val="Normal"/>
     <w:qFormat/>
     <w:rsid w:val="00FC693F"/>
+    <w:pPr>
+      <w:spacing w:line="360" w:lineRule="auto" w:before="0" w:after="0"/>
+      <w:ind w:firstLine="709"/>
+      <w:jc w:val="both"/>
+    </w:pPr>
     <w:rPr>
-      <w:rFonts w:ascii="Times New Roman" w:hAnsi="Times New Roman"/>
-      <w:sz w:val="24"/>
+      <w:rFonts w:ascii="Times New Roman" w:hAnsi="Times New Roman" w:eastAsia="Times New Roman" w:cs="Times New Roman"/>
+      <w:sz w:val="28"/>
     </w:rPr>
   </w:style>
   <w:style w:type="paragraph" w:styleId="Header">
@@ -1941,12 +2758,14 @@
     <w:pPr>
       <w:keepNext/>
       <w:keepLines/>
-      <w:spacing w:before="480" w:after="0"/>
+      <w:spacing w:before="240" w:after="0" w:line="240" w:lineRule="auto"/>
+      <w:ind w:firstLine="0" w:left="0"/>
+      <w:jc w:val="both"/>
       <w:outlineLvl w:val="0"/>
     </w:pPr>
     <w:rPr>
-      <w:rFonts w:asciiTheme="majorHAnsi" w:eastAsiaTheme="majorEastAsia" w:hAnsiTheme="majorHAnsi" w:cstheme="majorBidi"/>
-      <w:b/>
+      <w:rFonts w:asciiTheme="majorHAnsi" w:eastAsiaTheme="majorEastAsia" w:hAnsiTheme="majorHAnsi" w:cstheme="majorBidi" w:ascii="Times New Roman" w:hAnsi="Times New Roman" w:eastAsia="Times New Roman" w:cs="Times New Roman"/>
+      <w:b w:val="0"/>
       <w:bCs/>
       <w:color w:val="365F91" w:themeColor="accent1" w:themeShade="BF"/>
       <w:sz w:val="28"/>
@@ -1965,15 +2784,17 @@
     <w:pPr>
       <w:keepNext/>
       <w:keepLines/>
-      <w:spacing w:before="200" w:after="0"/>
+      <w:spacing w:before="40" w:after="0" w:line="240" w:lineRule="auto"/>
+      <w:ind w:firstLine="0" w:left="0"/>
+      <w:jc w:val="left"/>
       <w:outlineLvl w:val="1"/>
     </w:pPr>
     <w:rPr>
-      <w:rFonts w:asciiTheme="majorHAnsi" w:eastAsiaTheme="majorEastAsia" w:hAnsiTheme="majorHAnsi" w:cstheme="majorBidi"/>
+      <w:rFonts w:asciiTheme="majorHAnsi" w:eastAsiaTheme="majorEastAsia" w:hAnsiTheme="majorHAnsi" w:cstheme="majorBidi" w:ascii="Times New Roman" w:hAnsi="Times New Roman" w:eastAsia="Times New Roman" w:cs="Times New Roman"/>
       <w:b/>
       <w:bCs/>
       <w:color w:val="4F81BD" w:themeColor="accent1"/>
-      <w:sz w:val="26"/>
+      <w:sz w:val="28"/>
       <w:szCs w:val="26"/>
     </w:rPr>
   </w:style>
@@ -2303,9 +3124,14 @@
     <w:qFormat/>
     <w:rsid w:val="00FC693F"/>
     <w:pPr>
-      <w:ind w:left="720"/>
+      <w:spacing w:line="360" w:lineRule="auto" w:before="0" w:after="0"/>
+      <w:ind w:left="709" w:firstLine="0"/>
       <w:contextualSpacing/>
     </w:pPr>
+    <w:rPr>
+      <w:rFonts w:ascii="Times New Roman" w:hAnsi="Times New Roman" w:eastAsia="Times New Roman" w:cs="Times New Roman"/>
+      <w:sz w:val="28"/>
+    </w:rPr>
   </w:style>
   <w:style w:type="paragraph" w:styleId="BodyText">
     <w:name w:val="Body Text"/>

--- a/docs/4/uifis/reports/UIFIS_practice-8_report-template.docx
+++ b/docs/4/uifis/reports/UIFIS_practice-8_report-template.docx
@@ -12,6 +12,7 @@
         <w:rPr>
           <w:rFonts w:ascii="Times New Roman" w:hAnsi="Times New Roman" w:eastAsia="Times New Roman" w:cs="Times New Roman"/>
           <w:b/>
+          <w:color w:val="000000"/>
           <w:sz w:val="28"/>
         </w:rPr>
         <w:t>Устройство и функционирование информационной системы (МДК.06.03)</w:t>
@@ -27,6 +28,7 @@
         <w:rPr>
           <w:rFonts w:ascii="Times New Roman" w:hAnsi="Times New Roman" w:eastAsia="Times New Roman" w:cs="Times New Roman"/>
           <w:b/>
+          <w:color w:val="000000"/>
           <w:sz w:val="28"/>
         </w:rPr>
         <w:t>Отчёт по практической работе 8</w:t>
@@ -42,6 +44,7 @@
         <w:rPr>
           <w:rFonts w:ascii="Times New Roman" w:hAnsi="Times New Roman" w:eastAsia="Times New Roman" w:cs="Times New Roman"/>
           <w:b w:val="0"/>
+          <w:color w:val="000000"/>
           <w:sz w:val="28"/>
         </w:rPr>
         <w:t>Тема: Настройка сети и диагностика соединений</w:t>
@@ -58,6 +61,7 @@
         <w:rPr>
           <w:rFonts w:ascii="Times New Roman" w:hAnsi="Times New Roman" w:eastAsia="Times New Roman" w:cs="Times New Roman"/>
           <w:b w:val="0"/>
+          <w:color w:val="000000"/>
           <w:sz w:val="28"/>
         </w:rPr>
         <w:t>ФИО студента: ______________________________________</w:t>
@@ -73,6 +77,7 @@
         <w:rPr>
           <w:rFonts w:ascii="Times New Roman" w:hAnsi="Times New Roman" w:eastAsia="Times New Roman" w:cs="Times New Roman"/>
           <w:b w:val="0"/>
+          <w:color w:val="000000"/>
           <w:sz w:val="28"/>
         </w:rPr>
         <w:t>Группа: ______________________  Дата: _______________</w:t>
@@ -84,14 +89,16 @@
         <w:pStyle w:val="Heading1"/>
         <w:keepNext/>
         <w:keepLines/>
+        <w:pageBreakBefore/>
         <w:spacing w:line="240" w:lineRule="auto" w:before="240" w:after="0"/>
-        <w:ind w:firstLine="0" w:left="0"/>
+        <w:ind w:left="0" w:firstLine="0"/>
         <w:jc w:val="both"/>
       </w:pPr>
       <w:r>
         <w:rPr>
           <w:rFonts w:ascii="Times New Roman" w:hAnsi="Times New Roman" w:eastAsia="Times New Roman" w:cs="Times New Roman"/>
           <w:b w:val="0"/>
+          <w:color w:val="000000"/>
           <w:sz w:val="28"/>
         </w:rPr>
         <w:t>Цель работы</w:t>
@@ -107,6 +114,7 @@
         <w:rPr>
           <w:rFonts w:ascii="Times New Roman" w:hAnsi="Times New Roman" w:eastAsia="Times New Roman" w:cs="Times New Roman"/>
           <w:b w:val="0"/>
+          <w:color w:val="000000"/>
           <w:sz w:val="28"/>
         </w:rPr>
         <w:t>Связать две учебные виртуальные машины внутренней сетью, настроить адреса и проверить доступность сервиса, а затем найти и исправить пять типовых неисправностей.</w:t>
@@ -119,13 +127,14 @@
         <w:keepNext/>
         <w:keepLines/>
         <w:spacing w:line="240" w:lineRule="auto" w:before="240" w:after="0"/>
-        <w:ind w:firstLine="0" w:left="0"/>
+        <w:ind w:left="0" w:firstLine="0"/>
         <w:jc w:val="both"/>
       </w:pPr>
       <w:r>
         <w:rPr>
           <w:rFonts w:ascii="Times New Roman" w:hAnsi="Times New Roman" w:eastAsia="Times New Roman" w:cs="Times New Roman"/>
           <w:b w:val="0"/>
+          <w:color w:val="000000"/>
           <w:sz w:val="28"/>
         </w:rPr>
         <w:t>Ход работы</w:t>
@@ -141,6 +150,7 @@
         <w:rPr>
           <w:rFonts w:ascii="Times New Roman" w:hAnsi="Times New Roman" w:eastAsia="Times New Roman" w:cs="Times New Roman"/>
           <w:b/>
+          <w:color w:val="000000"/>
           <w:sz w:val="28"/>
         </w:rPr>
         <w:t>Схема сети</w:t>
@@ -175,6 +185,7 @@
               <w:rPr>
                 <w:rFonts w:ascii="Times New Roman" w:hAnsi="Times New Roman" w:eastAsia="Times New Roman" w:cs="Times New Roman"/>
                 <w:b/>
+                <w:color w:val="000000"/>
                 <w:sz w:val="22"/>
               </w:rPr>
               <w:t>Узел</w:t>
@@ -195,6 +206,7 @@
               <w:rPr>
                 <w:rFonts w:ascii="Times New Roman" w:hAnsi="Times New Roman" w:eastAsia="Times New Roman" w:cs="Times New Roman"/>
                 <w:b/>
+                <w:color w:val="000000"/>
                 <w:sz w:val="22"/>
               </w:rPr>
               <w:t>Роль</w:t>
@@ -215,6 +227,7 @@
               <w:rPr>
                 <w:rFonts w:ascii="Times New Roman" w:hAnsi="Times New Roman" w:eastAsia="Times New Roman" w:cs="Times New Roman"/>
                 <w:b/>
+                <w:color w:val="000000"/>
                 <w:sz w:val="22"/>
               </w:rPr>
               <w:t>Адаптер 1</w:t>
@@ -235,6 +248,7 @@
               <w:rPr>
                 <w:rFonts w:ascii="Times New Roman" w:hAnsi="Times New Roman" w:eastAsia="Times New Roman" w:cs="Times New Roman"/>
                 <w:b/>
+                <w:color w:val="000000"/>
                 <w:sz w:val="22"/>
               </w:rPr>
               <w:t>Адаптер 2</w:t>
@@ -255,6 +269,7 @@
               <w:rPr>
                 <w:rFonts w:ascii="Times New Roman" w:hAnsi="Times New Roman" w:eastAsia="Times New Roman" w:cs="Times New Roman"/>
                 <w:b/>
+                <w:color w:val="000000"/>
                 <w:sz w:val="22"/>
               </w:rPr>
               <w:t>Внутренний адрес</w:t>
@@ -277,6 +292,7 @@
               <w:rPr>
                 <w:rFonts w:ascii="Times New Roman" w:hAnsi="Times New Roman" w:eastAsia="Times New Roman" w:cs="Times New Roman"/>
                 <w:b w:val="0"/>
+                <w:color w:val="000000"/>
                 <w:sz w:val="22"/>
               </w:rPr>
               <w:t>uifis-srv01</w:t>
@@ -297,6 +313,7 @@
               <w:rPr>
                 <w:rFonts w:ascii="Times New Roman" w:hAnsi="Times New Roman" w:eastAsia="Times New Roman" w:cs="Times New Roman"/>
                 <w:b w:val="0"/>
+                <w:color w:val="000000"/>
                 <w:sz w:val="22"/>
               </w:rPr>
               <w:t>Сервер</w:t>
@@ -317,6 +334,7 @@
               <w:rPr>
                 <w:rFonts w:ascii="Times New Roman" w:hAnsi="Times New Roman" w:eastAsia="Times New Roman" w:cs="Times New Roman"/>
                 <w:b w:val="0"/>
+                <w:color w:val="000000"/>
                 <w:sz w:val="22"/>
               </w:rPr>
               <w:t>NAT, DHCP</w:t>
@@ -337,6 +355,7 @@
               <w:rPr>
                 <w:rFonts w:ascii="Times New Roman" w:hAnsi="Times New Roman" w:eastAsia="Times New Roman" w:cs="Times New Roman"/>
                 <w:b w:val="0"/>
+                <w:color w:val="000000"/>
                 <w:sz w:val="22"/>
               </w:rPr>
               <w:t>uifis-net</w:t>
@@ -357,6 +376,7 @@
               <w:rPr>
                 <w:rFonts w:ascii="Times New Roman" w:hAnsi="Times New Roman" w:eastAsia="Times New Roman" w:cs="Times New Roman"/>
                 <w:b w:val="0"/>
+                <w:color w:val="000000"/>
                 <w:sz w:val="22"/>
               </w:rPr>
               <w:t>10.10.0.10/24</w:t>
@@ -379,6 +399,7 @@
               <w:rPr>
                 <w:rFonts w:ascii="Times New Roman" w:hAnsi="Times New Roman" w:eastAsia="Times New Roman" w:cs="Times New Roman"/>
                 <w:b w:val="0"/>
+                <w:color w:val="000000"/>
                 <w:sz w:val="22"/>
               </w:rPr>
               <w:t>uifis-cli01</w:t>
@@ -399,6 +420,7 @@
               <w:rPr>
                 <w:rFonts w:ascii="Times New Roman" w:hAnsi="Times New Roman" w:eastAsia="Times New Roman" w:cs="Times New Roman"/>
                 <w:b w:val="0"/>
+                <w:color w:val="000000"/>
                 <w:sz w:val="22"/>
               </w:rPr>
               <w:t>Клиент</w:t>
@@ -419,6 +441,7 @@
               <w:rPr>
                 <w:rFonts w:ascii="Times New Roman" w:hAnsi="Times New Roman" w:eastAsia="Times New Roman" w:cs="Times New Roman"/>
                 <w:b w:val="0"/>
+                <w:color w:val="000000"/>
                 <w:sz w:val="22"/>
               </w:rPr>
               <w:t>NAT, DHCP</w:t>
@@ -439,6 +462,7 @@
               <w:rPr>
                 <w:rFonts w:ascii="Times New Roman" w:hAnsi="Times New Roman" w:eastAsia="Times New Roman" w:cs="Times New Roman"/>
                 <w:b w:val="0"/>
+                <w:color w:val="000000"/>
                 <w:sz w:val="22"/>
               </w:rPr>
               <w:t>uifis-net</w:t>
@@ -459,6 +483,7 @@
               <w:rPr>
                 <w:rFonts w:ascii="Times New Roman" w:hAnsi="Times New Roman" w:eastAsia="Times New Roman" w:cs="Times New Roman"/>
                 <w:b w:val="0"/>
+                <w:color w:val="000000"/>
                 <w:sz w:val="22"/>
               </w:rPr>
               <w:t>10.10.0.20/24</w:t>
@@ -478,6 +503,7 @@
         <w:rPr>
           <w:rFonts w:ascii="Times New Roman" w:hAnsi="Times New Roman" w:eastAsia="Times New Roman" w:cs="Times New Roman"/>
           <w:i/>
+          <w:color w:val="000000"/>
           <w:sz w:val="28"/>
         </w:rPr>
         <w:t>[ Вставьте схему сети: две ВМ, NAT и внутренняя сеть uifis-net ]</w:t>
@@ -494,6 +520,7 @@
         <w:rPr>
           <w:rFonts w:ascii="Times New Roman" w:hAnsi="Times New Roman" w:eastAsia="Times New Roman" w:cs="Times New Roman"/>
           <w:b/>
+          <w:color w:val="000000"/>
           <w:sz w:val="28"/>
         </w:rPr>
         <w:t>Параметры внутренней сети</w:t>
@@ -525,6 +552,7 @@
               <w:rPr>
                 <w:rFonts w:ascii="Times New Roman" w:hAnsi="Times New Roman" w:eastAsia="Times New Roman" w:cs="Times New Roman"/>
                 <w:b/>
+                <w:color w:val="000000"/>
                 <w:sz w:val="22"/>
               </w:rPr>
               <w:t>Параметр</w:t>
@@ -545,6 +573,7 @@
               <w:rPr>
                 <w:rFonts w:ascii="Times New Roman" w:hAnsi="Times New Roman" w:eastAsia="Times New Roman" w:cs="Times New Roman"/>
                 <w:b/>
+                <w:color w:val="000000"/>
                 <w:sz w:val="22"/>
               </w:rPr>
               <w:t>Значение</w:t>
@@ -567,6 +596,7 @@
               <w:rPr>
                 <w:rFonts w:ascii="Times New Roman" w:hAnsi="Times New Roman" w:eastAsia="Times New Roman" w:cs="Times New Roman"/>
                 <w:b w:val="0"/>
+                <w:color w:val="000000"/>
                 <w:sz w:val="22"/>
               </w:rPr>
               <w:t>Имя сети VirtualBox</w:t>
@@ -601,6 +631,7 @@
               <w:rPr>
                 <w:rFonts w:ascii="Times New Roman" w:hAnsi="Times New Roman" w:eastAsia="Times New Roman" w:cs="Times New Roman"/>
                 <w:b w:val="0"/>
+                <w:color w:val="000000"/>
                 <w:sz w:val="22"/>
               </w:rPr>
               <w:t>Адрес сервера</w:t>
@@ -635,6 +666,7 @@
               <w:rPr>
                 <w:rFonts w:ascii="Times New Roman" w:hAnsi="Times New Roman" w:eastAsia="Times New Roman" w:cs="Times New Roman"/>
                 <w:b w:val="0"/>
+                <w:color w:val="000000"/>
                 <w:sz w:val="22"/>
               </w:rPr>
               <w:t>Адрес клиента</w:t>
@@ -669,6 +701,7 @@
               <w:rPr>
                 <w:rFonts w:ascii="Times New Roman" w:hAnsi="Times New Roman" w:eastAsia="Times New Roman" w:cs="Times New Roman"/>
                 <w:b w:val="0"/>
+                <w:color w:val="000000"/>
                 <w:sz w:val="22"/>
               </w:rPr>
               <w:t>Маска</w:t>
@@ -703,6 +736,7 @@
               <w:rPr>
                 <w:rFonts w:ascii="Times New Roman" w:hAnsi="Times New Roman" w:eastAsia="Times New Roman" w:cs="Times New Roman"/>
                 <w:b w:val="0"/>
+                <w:color w:val="000000"/>
                 <w:sz w:val="22"/>
               </w:rPr>
               <w:t>Шлюз по умолчанию</w:t>
@@ -737,6 +771,7 @@
               <w:rPr>
                 <w:rFonts w:ascii="Times New Roman" w:hAnsi="Times New Roman" w:eastAsia="Times New Roman" w:cs="Times New Roman"/>
                 <w:b w:val="0"/>
+                <w:color w:val="000000"/>
                 <w:sz w:val="22"/>
               </w:rPr>
               <w:t>DNS</w:t>
@@ -768,6 +803,7 @@
         <w:rPr>
           <w:rFonts w:ascii="Times New Roman" w:hAnsi="Times New Roman" w:eastAsia="Times New Roman" w:cs="Times New Roman"/>
           <w:b/>
+          <w:color w:val="000000"/>
           <w:sz w:val="28"/>
         </w:rPr>
         <w:t>Проверки</w:t>
@@ -802,6 +838,7 @@
               <w:rPr>
                 <w:rFonts w:ascii="Times New Roman" w:hAnsi="Times New Roman" w:eastAsia="Times New Roman" w:cs="Times New Roman"/>
                 <w:b/>
+                <w:color w:val="000000"/>
                 <w:sz w:val="22"/>
               </w:rPr>
               <w:t>Проверка</w:t>
@@ -822,6 +859,7 @@
               <w:rPr>
                 <w:rFonts w:ascii="Times New Roman" w:hAnsi="Times New Roman" w:eastAsia="Times New Roman" w:cs="Times New Roman"/>
                 <w:b/>
+                <w:color w:val="000000"/>
                 <w:sz w:val="22"/>
               </w:rPr>
               <w:t>Команда</w:t>
@@ -842,6 +880,7 @@
               <w:rPr>
                 <w:rFonts w:ascii="Times New Roman" w:hAnsi="Times New Roman" w:eastAsia="Times New Roman" w:cs="Times New Roman"/>
                 <w:b/>
+                <w:color w:val="000000"/>
                 <w:sz w:val="22"/>
               </w:rPr>
               <w:t>Ожидаемый результат</w:t>
@@ -862,6 +901,7 @@
               <w:rPr>
                 <w:rFonts w:ascii="Times New Roman" w:hAnsi="Times New Roman" w:eastAsia="Times New Roman" w:cs="Times New Roman"/>
                 <w:b/>
+                <w:color w:val="000000"/>
                 <w:sz w:val="22"/>
               </w:rPr>
               <w:t>Факт</w:t>
@@ -882,6 +922,7 @@
               <w:rPr>
                 <w:rFonts w:ascii="Times New Roman" w:hAnsi="Times New Roman" w:eastAsia="Times New Roman" w:cs="Times New Roman"/>
                 <w:b/>
+                <w:color w:val="000000"/>
                 <w:sz w:val="22"/>
               </w:rPr>
               <w:t>Вывод</w:t>
@@ -904,6 +945,7 @@
               <w:rPr>
                 <w:rFonts w:ascii="Times New Roman" w:hAnsi="Times New Roman" w:eastAsia="Times New Roman" w:cs="Times New Roman"/>
                 <w:b w:val="0"/>
+                <w:color w:val="000000"/>
                 <w:sz w:val="22"/>
               </w:rPr>
               <w:t>Адреса</w:t>
@@ -924,6 +966,7 @@
               <w:rPr>
                 <w:rFonts w:ascii="Times New Roman" w:hAnsi="Times New Roman" w:eastAsia="Times New Roman" w:cs="Times New Roman"/>
                 <w:b w:val="0"/>
+                <w:color w:val="000000"/>
                 <w:sz w:val="22"/>
               </w:rPr>
               <w:t>ip -br a</w:t>
@@ -944,6 +987,7 @@
               <w:rPr>
                 <w:rFonts w:ascii="Times New Roman" w:hAnsi="Times New Roman" w:eastAsia="Times New Roman" w:cs="Times New Roman"/>
                 <w:b w:val="0"/>
+                <w:color w:val="000000"/>
                 <w:sz w:val="22"/>
               </w:rPr>
               <w:t>10.10.0.10/24 и 10.10.0.20/24, state UP</w:t>
@@ -990,6 +1034,7 @@
               <w:rPr>
                 <w:rFonts w:ascii="Times New Roman" w:hAnsi="Times New Roman" w:eastAsia="Times New Roman" w:cs="Times New Roman"/>
                 <w:b w:val="0"/>
+                <w:color w:val="000000"/>
                 <w:sz w:val="22"/>
               </w:rPr>
               <w:t>Маршруты</w:t>
@@ -1010,6 +1055,7 @@
               <w:rPr>
                 <w:rFonts w:ascii="Times New Roman" w:hAnsi="Times New Roman" w:eastAsia="Times New Roman" w:cs="Times New Roman"/>
                 <w:b w:val="0"/>
+                <w:color w:val="000000"/>
                 <w:sz w:val="22"/>
               </w:rPr>
               <w:t>ip route</w:t>
@@ -1030,6 +1076,7 @@
               <w:rPr>
                 <w:rFonts w:ascii="Times New Roman" w:hAnsi="Times New Roman" w:eastAsia="Times New Roman" w:cs="Times New Roman"/>
                 <w:b w:val="0"/>
+                <w:color w:val="000000"/>
                 <w:sz w:val="22"/>
               </w:rPr>
               <w:t>Маршрут 10.10.0.0/24 и default через NAT</w:t>
@@ -1076,6 +1123,7 @@
               <w:rPr>
                 <w:rFonts w:ascii="Times New Roman" w:hAnsi="Times New Roman" w:eastAsia="Times New Roman" w:cs="Times New Roman"/>
                 <w:b w:val="0"/>
+                <w:color w:val="000000"/>
                 <w:sz w:val="22"/>
               </w:rPr>
               <w:t>Связность</w:t>
@@ -1096,6 +1144,7 @@
               <w:rPr>
                 <w:rFonts w:ascii="Times New Roman" w:hAnsi="Times New Roman" w:eastAsia="Times New Roman" w:cs="Times New Roman"/>
                 <w:b w:val="0"/>
+                <w:color w:val="000000"/>
                 <w:sz w:val="22"/>
               </w:rPr>
               <w:t>ping -c 3 10.10.0.20</w:t>
@@ -1116,6 +1165,7 @@
               <w:rPr>
                 <w:rFonts w:ascii="Times New Roman" w:hAnsi="Times New Roman" w:eastAsia="Times New Roman" w:cs="Times New Roman"/>
                 <w:b w:val="0"/>
+                <w:color w:val="000000"/>
                 <w:sz w:val="22"/>
               </w:rPr>
               <w:t>3 пакета, потерь 0%</w:t>
@@ -1162,6 +1212,7 @@
               <w:rPr>
                 <w:rFonts w:ascii="Times New Roman" w:hAnsi="Times New Roman" w:eastAsia="Times New Roman" w:cs="Times New Roman"/>
                 <w:b w:val="0"/>
+                <w:color w:val="000000"/>
                 <w:sz w:val="22"/>
               </w:rPr>
               <w:t>Служба</w:t>
@@ -1182,6 +1233,7 @@
               <w:rPr>
                 <w:rFonts w:ascii="Times New Roman" w:hAnsi="Times New Roman" w:eastAsia="Times New Roman" w:cs="Times New Roman"/>
                 <w:b w:val="0"/>
+                <w:color w:val="000000"/>
                 <w:sz w:val="22"/>
               </w:rPr>
               <w:t>ss -tlnp | grep 8080</w:t>
@@ -1202,6 +1254,7 @@
               <w:rPr>
                 <w:rFonts w:ascii="Times New Roman" w:hAnsi="Times New Roman" w:eastAsia="Times New Roman" w:cs="Times New Roman"/>
                 <w:b w:val="0"/>
+                <w:color w:val="000000"/>
                 <w:sz w:val="22"/>
               </w:rPr>
               <w:t>служба слушает 10.10.0.10:8080</w:t>
@@ -1248,6 +1301,7 @@
               <w:rPr>
                 <w:rFonts w:ascii="Times New Roman" w:hAnsi="Times New Roman" w:eastAsia="Times New Roman" w:cs="Times New Roman"/>
                 <w:b w:val="0"/>
+                <w:color w:val="000000"/>
                 <w:sz w:val="22"/>
               </w:rPr>
               <w:t>HTTP</w:t>
@@ -1268,6 +1322,7 @@
               <w:rPr>
                 <w:rFonts w:ascii="Times New Roman" w:hAnsi="Times New Roman" w:eastAsia="Times New Roman" w:cs="Times New Roman"/>
                 <w:b w:val="0"/>
+                <w:color w:val="000000"/>
                 <w:sz w:val="22"/>
               </w:rPr>
               <w:t>curl -I http://10.10.0.10:8080/</w:t>
@@ -1288,6 +1343,7 @@
               <w:rPr>
                 <w:rFonts w:ascii="Times New Roman" w:hAnsi="Times New Roman" w:eastAsia="Times New Roman" w:cs="Times New Roman"/>
                 <w:b w:val="0"/>
+                <w:color w:val="000000"/>
                 <w:sz w:val="22"/>
               </w:rPr>
               <w:t>HTTP/1.0 200 OK</w:t>
@@ -1334,6 +1390,7 @@
               <w:rPr>
                 <w:rFonts w:ascii="Times New Roman" w:hAnsi="Times New Roman" w:eastAsia="Times New Roman" w:cs="Times New Roman"/>
                 <w:b w:val="0"/>
+                <w:color w:val="000000"/>
                 <w:sz w:val="22"/>
               </w:rPr>
               <w:t>SSH</w:t>
@@ -1354,6 +1411,7 @@
               <w:rPr>
                 <w:rFonts w:ascii="Times New Roman" w:hAnsi="Times New Roman" w:eastAsia="Times New Roman" w:cs="Times New Roman"/>
                 <w:b w:val="0"/>
+                <w:color w:val="000000"/>
                 <w:sz w:val="22"/>
               </w:rPr>
               <w:t>ssh student@10.10.0.10</w:t>
@@ -1374,6 +1432,7 @@
               <w:rPr>
                 <w:rFonts w:ascii="Times New Roman" w:hAnsi="Times New Roman" w:eastAsia="Times New Roman" w:cs="Times New Roman"/>
                 <w:b w:val="0"/>
+                <w:color w:val="000000"/>
                 <w:sz w:val="22"/>
               </w:rPr>
               <w:t>вход по паролю</w:t>
@@ -1420,6 +1479,7 @@
               <w:rPr>
                 <w:rFonts w:ascii="Times New Roman" w:hAnsi="Times New Roman" w:eastAsia="Times New Roman" w:cs="Times New Roman"/>
                 <w:b w:val="0"/>
+                <w:color w:val="000000"/>
                 <w:sz w:val="22"/>
               </w:rPr>
               <w:t>Firewall</w:t>
@@ -1440,6 +1500,7 @@
               <w:rPr>
                 <w:rFonts w:ascii="Times New Roman" w:hAnsi="Times New Roman" w:eastAsia="Times New Roman" w:cs="Times New Roman"/>
                 <w:b w:val="0"/>
+                <w:color w:val="000000"/>
                 <w:sz w:val="22"/>
               </w:rPr>
               <w:t>sudo ufw status</w:t>
@@ -1460,6 +1521,7 @@
               <w:rPr>
                 <w:rFonts w:ascii="Times New Roman" w:hAnsi="Times New Roman" w:eastAsia="Times New Roman" w:cs="Times New Roman"/>
                 <w:b w:val="0"/>
+                <w:color w:val="000000"/>
                 <w:sz w:val="22"/>
               </w:rPr>
               <w:t>разрешён TCP 8080 из 10.10.0.0/24</w:t>
@@ -1506,6 +1568,7 @@
               <w:rPr>
                 <w:rFonts w:ascii="Times New Roman" w:hAnsi="Times New Roman" w:eastAsia="Times New Roman" w:cs="Times New Roman"/>
                 <w:b w:val="0"/>
+                <w:color w:val="000000"/>
                 <w:sz w:val="22"/>
               </w:rPr>
               <w:t>Внешний сайт</w:t>
@@ -1526,6 +1589,7 @@
               <w:rPr>
                 <w:rFonts w:ascii="Times New Roman" w:hAnsi="Times New Roman" w:eastAsia="Times New Roman" w:cs="Times New Roman"/>
                 <w:b w:val="0"/>
+                <w:color w:val="000000"/>
                 <w:sz w:val="22"/>
               </w:rPr>
               <w:t>curl -I https://example.com</w:t>
@@ -1546,6 +1610,7 @@
               <w:rPr>
                 <w:rFonts w:ascii="Times New Roman" w:hAnsi="Times New Roman" w:eastAsia="Times New Roman" w:cs="Times New Roman"/>
                 <w:b w:val="0"/>
+                <w:color w:val="000000"/>
                 <w:sz w:val="22"/>
               </w:rPr>
               <w:t>HTTP 200 через NAT</w:t>
@@ -1589,6 +1654,7 @@
         <w:rPr>
           <w:rFonts w:ascii="Times New Roman" w:hAnsi="Times New Roman" w:eastAsia="Times New Roman" w:cs="Times New Roman"/>
           <w:b/>
+          <w:color w:val="000000"/>
           <w:sz w:val="28"/>
         </w:rPr>
         <w:t>Неисправности и исправления</w:t>
@@ -1622,6 +1688,7 @@
               <w:rPr>
                 <w:rFonts w:ascii="Times New Roman" w:hAnsi="Times New Roman" w:eastAsia="Times New Roman" w:cs="Times New Roman"/>
                 <w:b/>
+                <w:color w:val="000000"/>
                 <w:sz w:val="22"/>
               </w:rPr>
               <w:t>Неисправность</w:t>
@@ -1642,6 +1709,7 @@
               <w:rPr>
                 <w:rFonts w:ascii="Times New Roman" w:hAnsi="Times New Roman" w:eastAsia="Times New Roman" w:cs="Times New Roman"/>
                 <w:b/>
+                <w:color w:val="000000"/>
                 <w:sz w:val="22"/>
               </w:rPr>
               <w:t>Признак</w:t>
@@ -1662,6 +1730,7 @@
               <w:rPr>
                 <w:rFonts w:ascii="Times New Roman" w:hAnsi="Times New Roman" w:eastAsia="Times New Roman" w:cs="Times New Roman"/>
                 <w:b/>
+                <w:color w:val="000000"/>
                 <w:sz w:val="22"/>
               </w:rPr>
               <w:t>Проверка</w:t>
@@ -1682,6 +1751,7 @@
               <w:rPr>
                 <w:rFonts w:ascii="Times New Roman" w:hAnsi="Times New Roman" w:eastAsia="Times New Roman" w:cs="Times New Roman"/>
                 <w:b/>
+                <w:color w:val="000000"/>
                 <w:sz w:val="22"/>
               </w:rPr>
               <w:t>Исправление</w:t>
@@ -1704,6 +1774,7 @@
               <w:rPr>
                 <w:rFonts w:ascii="Times New Roman" w:hAnsi="Times New Roman" w:eastAsia="Times New Roman" w:cs="Times New Roman"/>
                 <w:b w:val="0"/>
+                <w:color w:val="000000"/>
                 <w:sz w:val="22"/>
               </w:rPr>
               <w:t>Неверная подсеть</w:t>
@@ -1724,6 +1795,7 @@
               <w:rPr>
                 <w:rFonts w:ascii="Times New Roman" w:hAnsi="Times New Roman" w:eastAsia="Times New Roman" w:cs="Times New Roman"/>
                 <w:b w:val="0"/>
+                <w:color w:val="000000"/>
                 <w:sz w:val="22"/>
               </w:rPr>
               <w:t>ping не проходит</w:t>
@@ -1744,6 +1816,7 @@
               <w:rPr>
                 <w:rFonts w:ascii="Times New Roman" w:hAnsi="Times New Roman" w:eastAsia="Times New Roman" w:cs="Times New Roman"/>
                 <w:b w:val="0"/>
+                <w:color w:val="000000"/>
                 <w:sz w:val="22"/>
               </w:rPr>
               <w:t>ip -br a</w:t>
@@ -1764,6 +1837,7 @@
               <w:rPr>
                 <w:rFonts w:ascii="Times New Roman" w:hAnsi="Times New Roman" w:eastAsia="Times New Roman" w:cs="Times New Roman"/>
                 <w:b w:val="0"/>
+                <w:color w:val="000000"/>
                 <w:sz w:val="22"/>
               </w:rPr>
               <w:t>вернуть 10.10.0.20/24</w:t>
@@ -1786,6 +1860,7 @@
               <w:rPr>
                 <w:rFonts w:ascii="Times New Roman" w:hAnsi="Times New Roman" w:eastAsia="Times New Roman" w:cs="Times New Roman"/>
                 <w:b w:val="0"/>
+                <w:color w:val="000000"/>
                 <w:sz w:val="22"/>
               </w:rPr>
               <w:t>Служба на 127.0.0.1</w:t>
@@ -1806,6 +1881,7 @@
               <w:rPr>
                 <w:rFonts w:ascii="Times New Roman" w:hAnsi="Times New Roman" w:eastAsia="Times New Roman" w:cs="Times New Roman"/>
                 <w:b w:val="0"/>
+                <w:color w:val="000000"/>
                 <w:sz w:val="22"/>
               </w:rPr>
               <w:t>connection refused</w:t>
@@ -1826,6 +1902,7 @@
               <w:rPr>
                 <w:rFonts w:ascii="Times New Roman" w:hAnsi="Times New Roman" w:eastAsia="Times New Roman" w:cs="Times New Roman"/>
                 <w:b w:val="0"/>
+                <w:color w:val="000000"/>
                 <w:sz w:val="22"/>
               </w:rPr>
               <w:t>ss -tlnp</w:t>
@@ -1846,6 +1923,7 @@
               <w:rPr>
                 <w:rFonts w:ascii="Times New Roman" w:hAnsi="Times New Roman" w:eastAsia="Times New Roman" w:cs="Times New Roman"/>
                 <w:b w:val="0"/>
+                <w:color w:val="000000"/>
                 <w:sz w:val="22"/>
               </w:rPr>
               <w:t>слушать 10.10.0.10</w:t>
@@ -1868,6 +1946,7 @@
               <w:rPr>
                 <w:rFonts w:ascii="Times New Roman" w:hAnsi="Times New Roman" w:eastAsia="Times New Roman" w:cs="Times New Roman"/>
                 <w:b w:val="0"/>
+                <w:color w:val="000000"/>
                 <w:sz w:val="22"/>
               </w:rPr>
               <w:t>Закрыт порт</w:t>
@@ -1888,6 +1967,7 @@
               <w:rPr>
                 <w:rFonts w:ascii="Times New Roman" w:hAnsi="Times New Roman" w:eastAsia="Times New Roman" w:cs="Times New Roman"/>
                 <w:b w:val="0"/>
+                <w:color w:val="000000"/>
                 <w:sz w:val="22"/>
               </w:rPr>
               <w:t>curl зависает</w:t>
@@ -1908,6 +1988,7 @@
               <w:rPr>
                 <w:rFonts w:ascii="Times New Roman" w:hAnsi="Times New Roman" w:eastAsia="Times New Roman" w:cs="Times New Roman"/>
                 <w:b w:val="0"/>
+                <w:color w:val="000000"/>
                 <w:sz w:val="22"/>
               </w:rPr>
               <w:t>sudo ufw status</w:t>
@@ -1928,6 +2009,7 @@
               <w:rPr>
                 <w:rFonts w:ascii="Times New Roman" w:hAnsi="Times New Roman" w:eastAsia="Times New Roman" w:cs="Times New Roman"/>
                 <w:b w:val="0"/>
+                <w:color w:val="000000"/>
                 <w:sz w:val="22"/>
               </w:rPr>
               <w:t>разрешить 8080</w:t>
@@ -1950,6 +2032,7 @@
               <w:rPr>
                 <w:rFonts w:ascii="Times New Roman" w:hAnsi="Times New Roman" w:eastAsia="Times New Roman" w:cs="Times New Roman"/>
                 <w:b w:val="0"/>
+                <w:color w:val="000000"/>
                 <w:sz w:val="22"/>
               </w:rPr>
               <w:t>Нет default route</w:t>
@@ -1970,6 +2053,7 @@
               <w:rPr>
                 <w:rFonts w:ascii="Times New Roman" w:hAnsi="Times New Roman" w:eastAsia="Times New Roman" w:cs="Times New Roman"/>
                 <w:b w:val="0"/>
+                <w:color w:val="000000"/>
                 <w:sz w:val="22"/>
               </w:rPr>
               <w:t>нет выхода в интернет</w:t>
@@ -1990,6 +2074,7 @@
               <w:rPr>
                 <w:rFonts w:ascii="Times New Roman" w:hAnsi="Times New Roman" w:eastAsia="Times New Roman" w:cs="Times New Roman"/>
                 <w:b w:val="0"/>
+                <w:color w:val="000000"/>
                 <w:sz w:val="22"/>
               </w:rPr>
               <w:t>ip route</w:t>
@@ -2010,6 +2095,7 @@
               <w:rPr>
                 <w:rFonts w:ascii="Times New Roman" w:hAnsi="Times New Roman" w:eastAsia="Times New Roman" w:cs="Times New Roman"/>
                 <w:b w:val="0"/>
+                <w:color w:val="000000"/>
                 <w:sz w:val="22"/>
               </w:rPr>
               <w:t>вернуть NAT-маршрут</w:t>
@@ -2032,6 +2118,7 @@
               <w:rPr>
                 <w:rFonts w:ascii="Times New Roman" w:hAnsi="Times New Roman" w:eastAsia="Times New Roman" w:cs="Times New Roman"/>
                 <w:b w:val="0"/>
+                <w:color w:val="000000"/>
                 <w:sz w:val="22"/>
               </w:rPr>
               <w:t>Неверный DNS</w:t>
@@ -2052,6 +2139,7 @@
               <w:rPr>
                 <w:rFonts w:ascii="Times New Roman" w:hAnsi="Times New Roman" w:eastAsia="Times New Roman" w:cs="Times New Roman"/>
                 <w:b w:val="0"/>
+                <w:color w:val="000000"/>
                 <w:sz w:val="22"/>
               </w:rPr>
               <w:t>имя не разрешается</w:t>
@@ -2072,6 +2160,7 @@
               <w:rPr>
                 <w:rFonts w:ascii="Times New Roman" w:hAnsi="Times New Roman" w:eastAsia="Times New Roman" w:cs="Times New Roman"/>
                 <w:b w:val="0"/>
+                <w:color w:val="000000"/>
                 <w:sz w:val="22"/>
               </w:rPr>
               <w:t>getent hosts example.com</w:t>
@@ -2092,6 +2181,7 @@
               <w:rPr>
                 <w:rFonts w:ascii="Times New Roman" w:hAnsi="Times New Roman" w:eastAsia="Times New Roman" w:cs="Times New Roman"/>
                 <w:b w:val="0"/>
+                <w:color w:val="000000"/>
                 <w:sz w:val="22"/>
               </w:rPr>
               <w:t>вернуть DNS NAT</w:t>
@@ -2111,6 +2201,7 @@
         <w:rPr>
           <w:rFonts w:ascii="Times New Roman" w:hAnsi="Times New Roman" w:eastAsia="Times New Roman" w:cs="Times New Roman"/>
           <w:b/>
+          <w:color w:val="000000"/>
           <w:sz w:val="28"/>
         </w:rPr>
         <w:t>Скриншоты выполнения работы</w:t>
@@ -2126,6 +2217,7 @@
         <w:rPr>
           <w:rFonts w:ascii="Times New Roman" w:hAnsi="Times New Roman" w:eastAsia="Times New Roman" w:cs="Times New Roman"/>
           <w:i/>
+          <w:color w:val="000000"/>
           <w:sz w:val="28"/>
         </w:rPr>
         <w:t>[ Место для скриншота: Настройки двух адаптеров в VirtualBox ]</w:t>
@@ -2142,6 +2234,7 @@
         <w:rPr>
           <w:rFonts w:ascii="Times New Roman" w:hAnsi="Times New Roman" w:eastAsia="Times New Roman" w:cs="Times New Roman"/>
           <w:i/>
+          <w:color w:val="000000"/>
           <w:sz w:val="28"/>
         </w:rPr>
         <w:t>[ Место для скриншота: Вывод ip -br a на сервере и клиенте ]</w:t>
@@ -2158,6 +2251,7 @@
         <w:rPr>
           <w:rFonts w:ascii="Times New Roman" w:hAnsi="Times New Roman" w:eastAsia="Times New Roman" w:cs="Times New Roman"/>
           <w:i/>
+          <w:color w:val="000000"/>
           <w:sz w:val="28"/>
         </w:rPr>
         <w:t>[ Место для скриншота: Успешный curl с клиента ]</w:t>
@@ -2174,6 +2268,7 @@
         <w:rPr>
           <w:rFonts w:ascii="Times New Roman" w:hAnsi="Times New Roman" w:eastAsia="Times New Roman" w:cs="Times New Roman"/>
           <w:i/>
+          <w:color w:val="000000"/>
           <w:sz w:val="28"/>
         </w:rPr>
         <w:t>[ Место для скриншота: Вывод ss -tlnp ]</w:t>
@@ -2190,6 +2285,7 @@
         <w:rPr>
           <w:rFonts w:ascii="Times New Roman" w:hAnsi="Times New Roman" w:eastAsia="Times New Roman" w:cs="Times New Roman"/>
           <w:i/>
+          <w:color w:val="000000"/>
           <w:sz w:val="28"/>
         </w:rPr>
         <w:t>[ Место для скриншота: Исправленная неисправность ]</w:t>
@@ -2202,13 +2298,14 @@
         <w:keepNext/>
         <w:keepLines/>
         <w:spacing w:line="240" w:lineRule="auto" w:before="240" w:after="0"/>
-        <w:ind w:firstLine="0" w:left="0"/>
+        <w:ind w:left="0" w:firstLine="0"/>
         <w:jc w:val="both"/>
       </w:pPr>
       <w:r>
         <w:rPr>
           <w:rFonts w:ascii="Times New Roman" w:hAnsi="Times New Roman" w:eastAsia="Times New Roman" w:cs="Times New Roman"/>
           <w:b w:val="0"/>
+          <w:color w:val="000000"/>
           <w:sz w:val="28"/>
         </w:rPr>
         <w:t>Вывод</w:t>
@@ -2224,6 +2321,7 @@
         <w:rPr>
           <w:rFonts w:ascii="Times New Roman" w:hAnsi="Times New Roman" w:eastAsia="Times New Roman" w:cs="Times New Roman"/>
           <w:b w:val="0"/>
+          <w:color w:val="000000"/>
           <w:sz w:val="28"/>
         </w:rPr>
         <w:t>Какая неисправность была самой трудной? Как вы отличили ошибку маршрута от ошибки firewall? Почему внутренняя сеть не должна иметь свой шлюз?</w:t>
@@ -2239,9 +2337,9 @@
         <w:rPr>
           <w:rFonts w:ascii="Times New Roman" w:hAnsi="Times New Roman" w:eastAsia="Times New Roman" w:cs="Times New Roman"/>
           <w:b w:val="0"/>
+          <w:color w:val="000000"/>
           <w:sz w:val="28"/>
         </w:rPr>
-        <w:t>________________________________________________________________________</w:t>
       </w:r>
     </w:p>
     <w:p>
@@ -2254,9 +2352,9 @@
         <w:rPr>
           <w:rFonts w:ascii="Times New Roman" w:hAnsi="Times New Roman" w:eastAsia="Times New Roman" w:cs="Times New Roman"/>
           <w:b w:val="0"/>
+          <w:color w:val="000000"/>
           <w:sz w:val="28"/>
         </w:rPr>
-        <w:t>________________________________________________________________________</w:t>
       </w:r>
     </w:p>
     <w:p>
@@ -2269,9 +2367,9 @@
         <w:rPr>
           <w:rFonts w:ascii="Times New Roman" w:hAnsi="Times New Roman" w:eastAsia="Times New Roman" w:cs="Times New Roman"/>
           <w:b w:val="0"/>
+          <w:color w:val="000000"/>
           <w:sz w:val="28"/>
         </w:rPr>
-        <w:t>________________________________________________________________________</w:t>
       </w:r>
     </w:p>
     <w:p>
@@ -2284,9 +2382,9 @@
         <w:rPr>
           <w:rFonts w:ascii="Times New Roman" w:hAnsi="Times New Roman" w:eastAsia="Times New Roman" w:cs="Times New Roman"/>
           <w:b w:val="0"/>
+          <w:color w:val="000000"/>
           <w:sz w:val="28"/>
         </w:rPr>
-        <w:t>________________________________________________________________________</w:t>
       </w:r>
     </w:p>
     <w:p>
@@ -2299,9 +2397,9 @@
         <w:rPr>
           <w:rFonts w:ascii="Times New Roman" w:hAnsi="Times New Roman" w:eastAsia="Times New Roman" w:cs="Times New Roman"/>
           <w:b w:val="0"/>
+          <w:color w:val="000000"/>
           <w:sz w:val="28"/>
         </w:rPr>
-        <w:t>________________________________________________________________________</w:t>
       </w:r>
     </w:p>
     <w:p>
@@ -2314,9 +2412,9 @@
         <w:rPr>
           <w:rFonts w:ascii="Times New Roman" w:hAnsi="Times New Roman" w:eastAsia="Times New Roman" w:cs="Times New Roman"/>
           <w:b w:val="0"/>
+          <w:color w:val="000000"/>
           <w:sz w:val="28"/>
         </w:rPr>
-        <w:t>________________________________________________________________________</w:t>
       </w:r>
     </w:p>
     <w:p/>
@@ -2700,6 +2798,7 @@
     </w:pPr>
     <w:rPr>
       <w:rFonts w:ascii="Times New Roman" w:hAnsi="Times New Roman" w:eastAsia="Times New Roman" w:cs="Times New Roman"/>
+      <w:color w:val="000000"/>
       <w:sz w:val="28"/>
     </w:rPr>
   </w:style>
@@ -2759,7 +2858,7 @@
       <w:keepNext/>
       <w:keepLines/>
       <w:spacing w:before="240" w:after="0" w:line="240" w:lineRule="auto"/>
-      <w:ind w:firstLine="0" w:left="0"/>
+      <w:ind w:left="0" w:firstLine="0"/>
       <w:jc w:val="both"/>
       <w:outlineLvl w:val="0"/>
     </w:pPr>
@@ -2767,7 +2866,7 @@
       <w:rFonts w:asciiTheme="majorHAnsi" w:eastAsiaTheme="majorEastAsia" w:hAnsiTheme="majorHAnsi" w:cstheme="majorBidi" w:ascii="Times New Roman" w:hAnsi="Times New Roman" w:eastAsia="Times New Roman" w:cs="Times New Roman"/>
       <w:b w:val="0"/>
       <w:bCs/>
-      <w:color w:val="365F91" w:themeColor="accent1" w:themeShade="BF"/>
+      <w:color w:val="000000"/>
       <w:sz w:val="28"/>
       <w:szCs w:val="28"/>
     </w:rPr>
@@ -2785,7 +2884,7 @@
       <w:keepNext/>
       <w:keepLines/>
       <w:spacing w:before="40" w:after="0" w:line="240" w:lineRule="auto"/>
-      <w:ind w:firstLine="0" w:left="0"/>
+      <w:ind w:left="0" w:firstLine="0"/>
       <w:jc w:val="left"/>
       <w:outlineLvl w:val="1"/>
     </w:pPr>
@@ -2793,7 +2892,7 @@
       <w:rFonts w:asciiTheme="majorHAnsi" w:eastAsiaTheme="majorEastAsia" w:hAnsiTheme="majorHAnsi" w:cstheme="majorBidi" w:ascii="Times New Roman" w:hAnsi="Times New Roman" w:eastAsia="Times New Roman" w:cs="Times New Roman"/>
       <w:b/>
       <w:bCs/>
-      <w:color w:val="4F81BD" w:themeColor="accent1"/>
+      <w:color w:val="000000"/>
       <w:sz w:val="28"/>
       <w:szCs w:val="26"/>
     </w:rPr>
@@ -3130,6 +3229,7 @@
     </w:pPr>
     <w:rPr>
       <w:rFonts w:ascii="Times New Roman" w:hAnsi="Times New Roman" w:eastAsia="Times New Roman" w:cs="Times New Roman"/>
+      <w:color w:val="000000"/>
       <w:sz w:val="28"/>
     </w:rPr>
   </w:style>
